--- a/report/dist/ai-abap-result-report.docx
+++ b/report/dist/ai-abap-result-report.docx
@@ -97,12 +97,82 @@
       <w:r>
         <w:rPr>
           <w:rFonts w:ascii="맑은 고딕" w:hAnsi="맑은 고딕"/>
+          <w:b/>
+          <w:i/>
+          <w:color w:val="595959"/>
+          <w:sz w:val="18"/>
+        </w:rPr>
+        <w:t>비교 기준</w:t>
+      </w:r>
+      <w:r>
+        <w:rPr>
+          <w:rFonts w:ascii="맑은 고딕" w:hAnsi="맑은 고딕"/>
           <w:b w:val="0"/>
           <w:i/>
           <w:color w:val="595959"/>
           <w:sz w:val="18"/>
         </w:rPr>
-        <w:t>이 리포트의 모든 수치는 저장소에서 재현 가능한 실측값(</w:t>
+        <w:t xml:space="preserve"> — 이 리포트의 주 비교는 </w:t>
+      </w:r>
+      <w:r>
+        <w:rPr>
+          <w:rFonts w:ascii="맑은 고딕" w:hAnsi="맑은 고딕"/>
+          <w:b/>
+          <w:i/>
+          <w:color w:val="595959"/>
+          <w:sz w:val="18"/>
+        </w:rPr>
+        <w:t>「AI 미활용(수작업) vs AI 활용」</w:t>
+      </w:r>
+      <w:r>
+        <w:rPr>
+          <w:rFonts w:ascii="맑은 고딕" w:hAnsi="맑은 고딕"/>
+          <w:b w:val="0"/>
+          <w:i/>
+          <w:color w:val="595959"/>
+          <w:sz w:val="18"/>
+        </w:rPr>
+        <w:t xml:space="preserve"> 입니다. 저장소는 AI 활용 효과를 극대화하고 요구사항 반영도를 높이기 위한 </w:t>
+      </w:r>
+      <w:r>
+        <w:rPr>
+          <w:rFonts w:ascii="맑은 고딕" w:hAnsi="맑은 고딕"/>
+          <w:b/>
+          <w:i/>
+          <w:color w:val="595959"/>
+          <w:sz w:val="18"/>
+        </w:rPr>
+        <w:t>수단</w:t>
+      </w:r>
+      <w:r>
+        <w:rPr>
+          <w:rFonts w:ascii="맑은 고딕" w:hAnsi="맑은 고딕"/>
+          <w:b w:val="0"/>
+          <w:i/>
+          <w:color w:val="595959"/>
+          <w:sz w:val="18"/>
+        </w:rPr>
+        <w:t xml:space="preserve">이며, 그 추가 효과는 </w:t>
+      </w:r>
+      <w:r>
+        <w:rPr>
+          <w:rFonts w:ascii="맑은 고딕" w:hAnsi="맑은 고딕"/>
+          <w:b/>
+          <w:i/>
+          <w:color w:val="595959"/>
+          <w:sz w:val="18"/>
+        </w:rPr>
+        <w:t>「AI 단독 vs AI + 저장소 가이드」</w:t>
+      </w:r>
+      <w:r>
+        <w:rPr>
+          <w:rFonts w:ascii="맑은 고딕" w:hAnsi="맑은 고딕"/>
+          <w:b w:val="0"/>
+          <w:i/>
+          <w:color w:val="595959"/>
+          <w:sz w:val="18"/>
+        </w:rPr>
+        <w:t xml:space="preserve"> 보조축으로 별도 제시합니다 (§1.4).  모든 수치는 저장소에서 재현 가능한 실측값(</w:t>
       </w:r>
       <w:r>
         <w:rPr>
@@ -202,10 +272,18 @@
       <w:r>
         <w:rPr>
           <w:rFonts w:ascii="맑은 고딕" w:hAnsi="맑은 고딕"/>
+          <w:b/>
+          <w:sz w:val="20"/>
+        </w:rPr>
+        <w:t>결론: ABAP 코딩에 AI를 활용하면 훨씬 효율적입니다.</w:t>
+      </w:r>
+      <w:r>
+        <w:rPr>
+          <w:rFonts w:ascii="맑은 고딕" w:hAnsi="맑은 고딕"/>
           <w:b w:val="0"/>
           <w:sz w:val="20"/>
         </w:rPr>
-        <w:t xml:space="preserve">SAP GUI 환경의 ABAP 개발은 일반 바이브 코딩이 통하지 않습니다. AI가 SAP에 접속할 수 없어 코드를 사람이 손으로 옮겨 활성화해야 하고, 테이블·필드명을 하나라도 틀리면 활성화가 실패해 작업이 처음으로 되돌아갑니다. 이 과제는 </w:t>
+        <w:t xml:space="preserve"> 실전 과제에서 담당자는 사용할 테이블이 무엇인지조차 모르는 상태에서 출발했으나, AI가 테이블 후보를 제안하고 선택화면·검증 로직·ALV 출력·테스트 케이스·권한 목록까지 설계해 </w:t>
       </w:r>
       <w:r>
         <w:rPr>
@@ -213,7 +291,7 @@
           <w:b/>
           <w:sz w:val="20"/>
         </w:rPr>
-        <w:t>AI에게 자유를 주는 대신 관문을 세우는 방식</w:t>
+        <w:t>156줄 ABAP 프로그램이 활성화 오류 1건만으로 완성</w:t>
       </w:r>
       <w:r>
         <w:rPr>
@@ -221,9 +299,492 @@
           <w:b w:val="0"/>
           <w:sz w:val="20"/>
         </w:rPr>
-        <w:t>으로 이 문제를 풀었습니다.</w:t>
+        <w:t xml:space="preserve"> 되었습니다. 수작업이라면 담당자가 SE11을 돌며 테이블을 찾는 단계부터 시작해야 했던 일입니다.</w:t>
       </w:r>
     </w:p>
+    <w:p>
+      <w:r>
+        <w:rPr>
+          <w:rFonts w:ascii="맑은 고딕" w:hAnsi="맑은 고딕"/>
+          <w:b/>
+          <w:sz w:val="20"/>
+        </w:rPr>
+        <w:t>그리고 AI를 그냥 쓰는 것보다, 저장소로 방향과 가이드를 제공할 때 효과가 더 큽니다.</w:t>
+      </w:r>
+      <w:r>
+        <w:rPr>
+          <w:rFonts w:ascii="맑은 고딕" w:hAnsi="맑은 고딕"/>
+          <w:b w:val="0"/>
+          <w:sz w:val="20"/>
+        </w:rPr>
+        <w:t xml:space="preserve"> AI는 SAP에 접속할 수 없어 자기 코드가 활성화되는지 확인할 수 없고, 모르는 필드를 지어내며, 오류 원인을 잘못 진단하기도 합니다. 이 저장소는 그 빈틈을 메우는 수단입니다 — 요구사항을 37문항 인터뷰로 확정하고, 9개 게이트로 승인 없이는 다음 산출물을 만들지 못하게 하고, 코드를 내보내기 전에 17개 규칙으로 기계 검사하며, 한 번 겪은 오류를 패턴으로 승격해 다음부터는 애초에 그렇게 생성되도록 했습니다.</w:t>
+      </w:r>
+    </w:p>
+    <w:tbl>
+      <w:tblPr>
+        <w:tblStyle w:val="LightGrid-Accent1"/>
+        <w:tblW w:type="auto" w:w="0"/>
+        <w:jc w:val="center"/>
+        <w:tblLook w:firstColumn="1" w:firstRow="1" w:lastColumn="0" w:lastRow="0" w:noHBand="0" w:noVBand="1" w:val="04A0"/>
+      </w:tblPr>
+      <w:tblGrid>
+        <w:gridCol w:w="2160"/>
+        <w:gridCol w:w="2160"/>
+        <w:gridCol w:w="2160"/>
+        <w:gridCol w:w="2160"/>
+      </w:tblGrid>
+      <w:tr>
+        <w:tc>
+          <w:tcPr>
+            <w:tcW w:type="dxa" w:w="2160"/>
+          </w:tcPr>
+          <w:p>
+            <w:r>
+              <w:rPr>
+                <w:rFonts w:ascii="맑은 고딕" w:hAnsi="맑은 고딕"/>
+                <w:b/>
+                <w:sz w:val="18"/>
+              </w:rPr>
+              <w:t>구분</w:t>
+            </w:r>
+          </w:p>
+        </w:tc>
+        <w:tc>
+          <w:tcPr>
+            <w:tcW w:type="dxa" w:w="2160"/>
+          </w:tcPr>
+          <w:p>
+            <w:r>
+              <w:rPr>
+                <w:rFonts w:ascii="맑은 고딕" w:hAnsi="맑은 고딕"/>
+                <w:b/>
+                <w:sz w:val="18"/>
+              </w:rPr>
+              <w:t>① AI 미활용 (As-Is)</w:t>
+            </w:r>
+          </w:p>
+        </w:tc>
+        <w:tc>
+          <w:tcPr>
+            <w:tcW w:type="dxa" w:w="2160"/>
+          </w:tcPr>
+          <w:p>
+            <w:r>
+              <w:rPr>
+                <w:rFonts w:ascii="맑은 고딕" w:hAnsi="맑은 고딕"/>
+                <w:b/>
+                <w:sz w:val="18"/>
+              </w:rPr>
+              <w:t>② AI 활용</w:t>
+            </w:r>
+          </w:p>
+        </w:tc>
+        <w:tc>
+          <w:tcPr>
+            <w:tcW w:type="dxa" w:w="2160"/>
+          </w:tcPr>
+          <w:p>
+            <w:r>
+              <w:rPr>
+                <w:rFonts w:ascii="맑은 고딕" w:hAnsi="맑은 고딕"/>
+                <w:b/>
+                <w:sz w:val="18"/>
+              </w:rPr>
+              <w:t>③ AI + 저장소 가이드</w:t>
+            </w:r>
+          </w:p>
+        </w:tc>
+      </w:tr>
+      <w:tr>
+        <w:tc>
+          <w:tcPr>
+            <w:tcW w:type="dxa" w:w="2160"/>
+          </w:tcPr>
+          <w:p>
+            <w:r>
+              <w:rPr>
+                <w:rFonts w:ascii="맑은 고딕" w:hAnsi="맑은 고딕"/>
+                <w:b w:val="0"/>
+                <w:sz w:val="18"/>
+              </w:rPr>
+              <w:t>설계 주체</w:t>
+            </w:r>
+          </w:p>
+        </w:tc>
+        <w:tc>
+          <w:tcPr>
+            <w:tcW w:type="dxa" w:w="2160"/>
+          </w:tcPr>
+          <w:p>
+            <w:r>
+              <w:rPr>
+                <w:rFonts w:ascii="맑은 고딕" w:hAnsi="맑은 고딕"/>
+                <w:b w:val="0"/>
+                <w:sz w:val="18"/>
+              </w:rPr>
+              <w:t>담당자 단독</w:t>
+            </w:r>
+          </w:p>
+        </w:tc>
+        <w:tc>
+          <w:tcPr>
+            <w:tcW w:type="dxa" w:w="2160"/>
+          </w:tcPr>
+          <w:p>
+            <w:r>
+              <w:rPr>
+                <w:rFonts w:ascii="맑은 고딕" w:hAnsi="맑은 고딕"/>
+                <w:b w:val="0"/>
+                <w:sz w:val="18"/>
+              </w:rPr>
+              <w:t>AI 초안 + 담당자 검토</w:t>
+            </w:r>
+          </w:p>
+        </w:tc>
+        <w:tc>
+          <w:tcPr>
+            <w:tcW w:type="dxa" w:w="2160"/>
+          </w:tcPr>
+          <w:p>
+            <w:r>
+              <w:rPr>
+                <w:rFonts w:ascii="맑은 고딕" w:hAnsi="맑은 고딕"/>
+                <w:b w:val="0"/>
+                <w:sz w:val="18"/>
+              </w:rPr>
+              <w:t>AI 초안 + 게이트 승인 절차</w:t>
+            </w:r>
+          </w:p>
+        </w:tc>
+      </w:tr>
+      <w:tr>
+        <w:tc>
+          <w:tcPr>
+            <w:tcW w:type="dxa" w:w="2160"/>
+          </w:tcPr>
+          <w:p>
+            <w:r>
+              <w:rPr>
+                <w:rFonts w:ascii="맑은 고딕" w:hAnsi="맑은 고딕"/>
+                <w:b w:val="0"/>
+                <w:sz w:val="18"/>
+              </w:rPr>
+              <w:t>테이블을 모를 때</w:t>
+            </w:r>
+          </w:p>
+        </w:tc>
+        <w:tc>
+          <w:tcPr>
+            <w:tcW w:type="dxa" w:w="2160"/>
+          </w:tcPr>
+          <w:p>
+            <w:r>
+              <w:rPr>
+                <w:rFonts w:ascii="맑은 고딕" w:hAnsi="맑은 고딕"/>
+                <w:b w:val="0"/>
+                <w:sz w:val="18"/>
+              </w:rPr>
+              <w:t>진행 불가 — SE11 조사 선행</w:t>
+            </w:r>
+          </w:p>
+        </w:tc>
+        <w:tc>
+          <w:tcPr>
+            <w:tcW w:type="dxa" w:w="2160"/>
+          </w:tcPr>
+          <w:p>
+            <w:r>
+              <w:rPr>
+                <w:rFonts w:ascii="맑은 고딕" w:hAnsi="맑은 고딕"/>
+                <w:b w:val="0"/>
+                <w:sz w:val="18"/>
+              </w:rPr>
+              <w:t>AI가 후보 제안</w:t>
+            </w:r>
+          </w:p>
+        </w:tc>
+        <w:tc>
+          <w:tcPr>
+            <w:tcW w:type="dxa" w:w="2160"/>
+          </w:tcPr>
+          <w:p>
+            <w:r>
+              <w:rPr>
+                <w:rFonts w:ascii="맑은 고딕" w:hAnsi="맑은 고딕"/>
+                <w:b w:val="0"/>
+                <w:sz w:val="18"/>
+              </w:rPr>
+              <w:t xml:space="preserve">제안 + </w:t>
+            </w:r>
+            <w:r>
+              <w:rPr>
+                <w:rFonts w:ascii="Consolas" w:hAnsi="Consolas"/>
+                <w:b w:val="0"/>
+                <w:color w:val="8B2452"/>
+                <w:sz w:val="18"/>
+              </w:rPr>
+              <w:t>[확인필요]</w:t>
+            </w:r>
+            <w:r>
+              <w:rPr>
+                <w:rFonts w:ascii="맑은 고딕" w:hAnsi="맑은 고딕"/>
+                <w:b w:val="0"/>
+                <w:sz w:val="18"/>
+              </w:rPr>
+              <w:t xml:space="preserve"> 표기로 환각 차단</w:t>
+            </w:r>
+          </w:p>
+        </w:tc>
+      </w:tr>
+      <w:tr>
+        <w:tc>
+          <w:tcPr>
+            <w:tcW w:type="dxa" w:w="2160"/>
+          </w:tcPr>
+          <w:p>
+            <w:r>
+              <w:rPr>
+                <w:rFonts w:ascii="맑은 고딕" w:hAnsi="맑은 고딕"/>
+                <w:b w:val="0"/>
+                <w:sz w:val="18"/>
+              </w:rPr>
+              <w:t>요구사항 확정 시점</w:t>
+            </w:r>
+          </w:p>
+        </w:tc>
+        <w:tc>
+          <w:tcPr>
+            <w:tcW w:type="dxa" w:w="2160"/>
+          </w:tcPr>
+          <w:p>
+            <w:r>
+              <w:rPr>
+                <w:rFonts w:ascii="맑은 고딕" w:hAnsi="맑은 고딕"/>
+                <w:b w:val="0"/>
+                <w:sz w:val="18"/>
+              </w:rPr>
+              <w:t>구두 합의, 코드 후 판명</w:t>
+            </w:r>
+          </w:p>
+        </w:tc>
+        <w:tc>
+          <w:tcPr>
+            <w:tcW w:type="dxa" w:w="2160"/>
+          </w:tcPr>
+          <w:p>
+            <w:r>
+              <w:rPr>
+                <w:rFonts w:ascii="맑은 고딕" w:hAnsi="맑은 고딕"/>
+                <w:b w:val="0"/>
+                <w:sz w:val="18"/>
+              </w:rPr>
+              <w:t>대화로 확인</w:t>
+            </w:r>
+          </w:p>
+        </w:tc>
+        <w:tc>
+          <w:tcPr>
+            <w:tcW w:type="dxa" w:w="2160"/>
+          </w:tcPr>
+          <w:p>
+            <w:r>
+              <w:rPr>
+                <w:rFonts w:ascii="맑은 고딕" w:hAnsi="맑은 고딕"/>
+                <w:b w:val="0"/>
+                <w:sz w:val="18"/>
+              </w:rPr>
+              <w:t>화면 목업·필드표 승인(Gate D/F)</w:t>
+            </w:r>
+          </w:p>
+        </w:tc>
+      </w:tr>
+      <w:tr>
+        <w:tc>
+          <w:tcPr>
+            <w:tcW w:type="dxa" w:w="2160"/>
+          </w:tcPr>
+          <w:p>
+            <w:r>
+              <w:rPr>
+                <w:rFonts w:ascii="맑은 고딕" w:hAnsi="맑은 고딕"/>
+                <w:b w:val="0"/>
+                <w:sz w:val="18"/>
+              </w:rPr>
+              <w:t>코드 작성</w:t>
+            </w:r>
+          </w:p>
+        </w:tc>
+        <w:tc>
+          <w:tcPr>
+            <w:tcW w:type="dxa" w:w="2160"/>
+          </w:tcPr>
+          <w:p>
+            <w:r>
+              <w:rPr>
+                <w:rFonts w:ascii="맑은 고딕" w:hAnsi="맑은 고딕"/>
+                <w:b w:val="0"/>
+                <w:sz w:val="18"/>
+              </w:rPr>
+              <w:t>전량 수작업</w:t>
+            </w:r>
+          </w:p>
+        </w:tc>
+        <w:tc>
+          <w:tcPr>
+            <w:tcW w:type="dxa" w:w="2160"/>
+          </w:tcPr>
+          <w:p>
+            <w:r>
+              <w:rPr>
+                <w:rFonts w:ascii="맑은 고딕" w:hAnsi="맑은 고딕"/>
+                <w:b w:val="0"/>
+                <w:sz w:val="18"/>
+              </w:rPr>
+              <w:t>AI 생성</w:t>
+            </w:r>
+          </w:p>
+        </w:tc>
+        <w:tc>
+          <w:tcPr>
+            <w:tcW w:type="dxa" w:w="2160"/>
+          </w:tcPr>
+          <w:p>
+            <w:r>
+              <w:rPr>
+                <w:rFonts w:ascii="맑은 고딕" w:hAnsi="맑은 고딕"/>
+                <w:b w:val="0"/>
+                <w:sz w:val="18"/>
+              </w:rPr>
+              <w:t>AI 생성 + 패턴 선반영 골격 기반</w:t>
+            </w:r>
+          </w:p>
+        </w:tc>
+      </w:tr>
+      <w:tr>
+        <w:tc>
+          <w:tcPr>
+            <w:tcW w:type="dxa" w:w="2160"/>
+          </w:tcPr>
+          <w:p>
+            <w:r>
+              <w:rPr>
+                <w:rFonts w:ascii="맑은 고딕" w:hAnsi="맑은 고딕"/>
+                <w:b w:val="0"/>
+                <w:sz w:val="18"/>
+              </w:rPr>
+              <w:t>품질 검증</w:t>
+            </w:r>
+          </w:p>
+        </w:tc>
+        <w:tc>
+          <w:tcPr>
+            <w:tcW w:type="dxa" w:w="2160"/>
+          </w:tcPr>
+          <w:p>
+            <w:r>
+              <w:rPr>
+                <w:rFonts w:ascii="맑은 고딕" w:hAnsi="맑은 고딕"/>
+                <w:b w:val="0"/>
+                <w:sz w:val="18"/>
+              </w:rPr>
+              <w:t>담당자 기억</w:t>
+            </w:r>
+          </w:p>
+        </w:tc>
+        <w:tc>
+          <w:tcPr>
+            <w:tcW w:type="dxa" w:w="2160"/>
+          </w:tcPr>
+          <w:p>
+            <w:r>
+              <w:rPr>
+                <w:rFonts w:ascii="맑은 고딕" w:hAnsi="맑은 고딕"/>
+                <w:b w:val="0"/>
+                <w:sz w:val="18"/>
+              </w:rPr>
+              <w:t>담당자 검토</w:t>
+            </w:r>
+          </w:p>
+        </w:tc>
+        <w:tc>
+          <w:tcPr>
+            <w:tcW w:type="dxa" w:w="2160"/>
+          </w:tcPr>
+          <w:p>
+            <w:r>
+              <w:rPr>
+                <w:rFonts w:ascii="맑은 고딕" w:hAnsi="맑은 고딕"/>
+                <w:b w:val="0"/>
+                <w:sz w:val="18"/>
+              </w:rPr>
+              <w:t>17규칙 기계 점검(0.04초)</w:t>
+            </w:r>
+          </w:p>
+        </w:tc>
+      </w:tr>
+      <w:tr>
+        <w:tc>
+          <w:tcPr>
+            <w:tcW w:type="dxa" w:w="2160"/>
+          </w:tcPr>
+          <w:p>
+            <w:r>
+              <w:rPr>
+                <w:rFonts w:ascii="맑은 고딕" w:hAnsi="맑은 고딕"/>
+                <w:b w:val="0"/>
+                <w:sz w:val="18"/>
+              </w:rPr>
+              <w:t>오류 재발</w:t>
+            </w:r>
+          </w:p>
+        </w:tc>
+        <w:tc>
+          <w:tcPr>
+            <w:tcW w:type="dxa" w:w="2160"/>
+          </w:tcPr>
+          <w:p>
+            <w:r>
+              <w:rPr>
+                <w:rFonts w:ascii="맑은 고딕" w:hAnsi="맑은 고딕"/>
+                <w:b w:val="0"/>
+                <w:sz w:val="18"/>
+              </w:rPr>
+              <w:t>개인 경험에 축적</w:t>
+            </w:r>
+          </w:p>
+        </w:tc>
+        <w:tc>
+          <w:tcPr>
+            <w:tcW w:type="dxa" w:w="2160"/>
+          </w:tcPr>
+          <w:p>
+            <w:r>
+              <w:rPr>
+                <w:rFonts w:ascii="맑은 고딕" w:hAnsi="맑은 고딕"/>
+                <w:b w:val="0"/>
+                <w:sz w:val="18"/>
+              </w:rPr>
+              <w:t>축적 안 됨</w:t>
+            </w:r>
+          </w:p>
+        </w:tc>
+        <w:tc>
+          <w:tcPr>
+            <w:tcW w:type="dxa" w:w="2160"/>
+          </w:tcPr>
+          <w:p>
+            <w:r>
+              <w:rPr>
+                <w:rFonts w:ascii="맑은 고딕" w:hAnsi="맑은 고딕"/>
+                <w:b w:val="0"/>
+                <w:sz w:val="18"/>
+              </w:rPr>
+              <w:t>패턴·규칙·골격 3중 선반영</w:t>
+            </w:r>
+          </w:p>
+        </w:tc>
+      </w:tr>
+    </w:tbl>
     <w:p>
       <w:r>
         <w:rPr>
@@ -231,7 +792,49 @@
           <w:b w:val="0"/>
           <w:sz w:val="20"/>
         </w:rPr>
-        <w:t>요구사항을 인터뷰로 받아 9개 게이트를 순서대로 통과시키고, 코드를 사용자에게 내보내기 전에 자동 점검기가 17개 규칙으로 기계 검사하며, 실제로 발생한 오류는 패턴으로 승격해 다음 세션의 코드 골격과 점검 규칙에 선반영됩니다. 같은 오류를 두 번 겪지 않는 구조입니다.</w:t>
+        <w:t xml:space="preserve">이 리포트의 주 비교는 </w:t>
+      </w:r>
+      <w:r>
+        <w:rPr>
+          <w:rFonts w:ascii="맑은 고딕" w:hAnsi="맑은 고딕"/>
+          <w:b/>
+          <w:sz w:val="20"/>
+        </w:rPr>
+        <w:t>① → ②</w:t>
+      </w:r>
+      <w:r>
+        <w:rPr>
+          <w:rFonts w:ascii="맑은 고딕" w:hAnsi="맑은 고딕"/>
+          <w:b w:val="0"/>
+          <w:sz w:val="20"/>
+        </w:rPr>
+        <w:t xml:space="preserve"> 이며, 저장소는 </w:t>
+      </w:r>
+      <w:r>
+        <w:rPr>
+          <w:rFonts w:ascii="맑은 고딕" w:hAnsi="맑은 고딕"/>
+          <w:b/>
+          <w:sz w:val="20"/>
+        </w:rPr>
+        <w:t>② → ③</w:t>
+      </w:r>
+      <w:r>
+        <w:rPr>
+          <w:rFonts w:ascii="맑은 고딕" w:hAnsi="맑은 고딕"/>
+          <w:b w:val="0"/>
+          <w:sz w:val="20"/>
+        </w:rPr>
+        <w:t xml:space="preserve"> 으로 그 효과를 끌어올린 수단입니다.</w:t>
+      </w:r>
+    </w:p>
+    <w:p>
+      <w:r>
+        <w:rPr>
+          <w:rFonts w:ascii="맑은 고딕" w:hAnsi="맑은 고딕"/>
+          <w:b/>
+          <w:sz w:val="20"/>
+        </w:rPr>
+        <w:t>주효과 — AI 활용으로 얻은 것 (① → ②)</w:t>
       </w:r>
     </w:p>
     <w:tbl>
@@ -353,7 +956,7 @@
                 <w:b w:val="0"/>
                 <w:sz w:val="18"/>
               </w:rPr>
-              <w:t>활성화 품질</w:t>
+              <w:t>AI가 대행한 설계</w:t>
             </w:r>
           </w:p>
         </w:tc>
@@ -368,7 +971,7 @@
                 <w:b w:val="0"/>
                 <w:sz w:val="18"/>
               </w:rPr>
-              <w:t>Syntax 오류 1건 발생 → 수정 후 0건, 테스트 T1~T3 전부 통과</w:t>
+              <w:t>테이블 6개 후보 선정, 선택화면 4개 항목, 입력 검증 3종, ALV 8열, 드릴다운 4개 T-code</w:t>
             </w:r>
           </w:p>
         </w:tc>
@@ -393,23 +996,6 @@
                 <w:sz w:val="18"/>
               </w:rPr>
               <w:t>README.md</w:t>
-            </w:r>
-            <w:r>
-              <w:rPr>
-                <w:rFonts w:ascii="맑은 고딕" w:hAnsi="맑은 고딕"/>
-                <w:b w:val="0"/>
-                <w:sz w:val="18"/>
-              </w:rPr>
-              <w:t xml:space="preserve">, </w:t>
-            </w:r>
-            <w:r>
-              <w:rPr>
-                <w:rFonts w:ascii="Consolas" w:hAnsi="Consolas"/>
-                <w:b w:val="0"/>
-                <w:color w:val="8B2452"/>
-                <w:sz w:val="18"/>
-              </w:rPr>
-              <w:t>errors.md</w:t>
             </w:r>
           </w:p>
         </w:tc>
@@ -426,7 +1012,7 @@
                 <w:b w:val="0"/>
                 <w:sz w:val="18"/>
               </w:rPr>
-              <w:t>자동 점검 도입 효과</w:t>
+              <w:t>AI가 생성한 산출물</w:t>
             </w:r>
           </w:p>
         </w:tc>
@@ -441,7 +1027,23 @@
                 <w:b w:val="0"/>
                 <w:sz w:val="18"/>
               </w:rPr>
-              <w:t>기준 샘플에 잠복해 있던 동일 유형 결함 1건을 기계가 발견·수정</w:t>
+              <w:t xml:space="preserve">ABAP 소스 </w:t>
+            </w:r>
+            <w:r>
+              <w:rPr>
+                <w:rFonts w:ascii="맑은 고딕" w:hAnsi="맑은 고딕"/>
+                <w:b/>
+                <w:sz w:val="18"/>
+              </w:rPr>
+              <w:t>156줄</w:t>
+            </w:r>
+            <w:r>
+              <w:rPr>
+                <w:rFonts w:ascii="맑은 고딕" w:hAnsi="맑은 고딕"/>
+                <w:b w:val="0"/>
+                <w:sz w:val="18"/>
+              </w:rPr>
+              <w:t>(실효 122줄) + 테스트 케이스 3건 + 권한 목록 + TR 초안</w:t>
             </w:r>
           </w:p>
         </w:tc>
@@ -457,15 +1059,24 @@
                 <w:color w:val="8B2452"/>
                 <w:sz w:val="18"/>
               </w:rPr>
-              <w:t>examples/ZSD_SALES_ALV01.abap</w:t>
-            </w:r>
-            <w:r>
-              <w:rPr>
-                <w:rFonts w:ascii="맑은 고딕" w:hAnsi="맑은 고딕"/>
-                <w:b w:val="0"/>
-                <w:sz w:val="18"/>
-              </w:rPr>
-              <w:t xml:space="preserve"> 수정 이력</w:t>
+              <w:t>code.abap</w:t>
+            </w:r>
+            <w:r>
+              <w:rPr>
+                <w:rFonts w:ascii="맑은 고딕" w:hAnsi="맑은 고딕"/>
+                <w:b w:val="0"/>
+                <w:sz w:val="18"/>
+              </w:rPr>
+              <w:t xml:space="preserve">, </w:t>
+            </w:r>
+            <w:r>
+              <w:rPr>
+                <w:rFonts w:ascii="Consolas" w:hAnsi="Consolas"/>
+                <w:b w:val="0"/>
+                <w:color w:val="8B2452"/>
+                <w:sz w:val="18"/>
+              </w:rPr>
+              <w:t>handover.md</w:t>
             </w:r>
           </w:p>
         </w:tc>
@@ -482,7 +1093,7 @@
                 <w:b w:val="0"/>
                 <w:sz w:val="18"/>
               </w:rPr>
-              <w:t>현재 코드 품질</w:t>
+              <w:t>담당자 사전지식</w:t>
             </w:r>
           </w:p>
         </w:tc>
@@ -497,7 +1108,23 @@
                 <w:b w:val="0"/>
                 <w:sz w:val="18"/>
               </w:rPr>
-              <w:t>저장소 ABAP 산출물 6개 전부 오류 0건 유지</w:t>
+              <w:t xml:space="preserve">테이블·사용빈도·권한 </w:t>
+            </w:r>
+            <w:r>
+              <w:rPr>
+                <w:rFonts w:ascii="맑은 고딕" w:hAnsi="맑은 고딕"/>
+                <w:b/>
+                <w:sz w:val="18"/>
+              </w:rPr>
+              <w:t>모두 `[모름]`</w:t>
+            </w:r>
+            <w:r>
+              <w:rPr>
+                <w:rFonts w:ascii="맑은 고딕" w:hAnsi="맑은 고딕"/>
+                <w:b w:val="0"/>
+                <w:sz w:val="18"/>
+              </w:rPr>
+              <w:t xml:space="preserve"> 상태에서 착수해 완료</w:t>
             </w:r>
           </w:p>
         </w:tc>
@@ -513,7 +1140,15 @@
                 <w:color w:val="8B2452"/>
                 <w:sz w:val="18"/>
               </w:rPr>
-              <w:t>python3 tools/abap_check.py</w:t>
+              <w:t>README.md</w:t>
+            </w:r>
+            <w:r>
+              <w:rPr>
+                <w:rFonts w:ascii="맑은 고딕" w:hAnsi="맑은 고딕"/>
+                <w:b w:val="0"/>
+                <w:sz w:val="18"/>
+              </w:rPr>
+              <w:t xml:space="preserve"> 00-intake</w:t>
             </w:r>
           </w:p>
         </w:tc>
@@ -530,7 +1165,7 @@
                 <w:b w:val="0"/>
                 <w:sz w:val="18"/>
               </w:rPr>
-              <w:t>재발 방지 자산</w:t>
+              <w:t>활성화 품질</w:t>
             </w:r>
           </w:p>
         </w:tc>
@@ -545,7 +1180,23 @@
                 <w:b w:val="0"/>
                 <w:sz w:val="18"/>
               </w:rPr>
-              <w:t>오류 패턴 10건, 기계 점검 규칙 17건, 코드 골격 3종</w:t>
+              <w:t xml:space="preserve">Syntax 오류 1건 → 수정 후 </w:t>
+            </w:r>
+            <w:r>
+              <w:rPr>
+                <w:rFonts w:ascii="맑은 고딕" w:hAnsi="맑은 고딕"/>
+                <w:b/>
+                <w:sz w:val="18"/>
+              </w:rPr>
+              <w:t>0건</w:t>
+            </w:r>
+            <w:r>
+              <w:rPr>
+                <w:rFonts w:ascii="맑은 고딕" w:hAnsi="맑은 고딕"/>
+                <w:b w:val="0"/>
+                <w:sz w:val="18"/>
+              </w:rPr>
+              <w:t>, 테스트 T1~T3 전부 통과</w:t>
             </w:r>
           </w:p>
         </w:tc>
@@ -561,7 +1212,7 @@
                 <w:color w:val="8B2452"/>
                 <w:sz w:val="18"/>
               </w:rPr>
-              <w:t>practice/</w:t>
+              <w:t>errors.md</w:t>
             </w:r>
             <w:r>
               <w:rPr>
@@ -578,24 +1229,7 @@
                 <w:color w:val="8B2452"/>
                 <w:sz w:val="18"/>
               </w:rPr>
-              <w:t>tools/</w:t>
-            </w:r>
-            <w:r>
-              <w:rPr>
-                <w:rFonts w:ascii="맑은 고딕" w:hAnsi="맑은 고딕"/>
-                <w:b w:val="0"/>
-                <w:sz w:val="18"/>
-              </w:rPr>
-              <w:t xml:space="preserve">, </w:t>
-            </w:r>
-            <w:r>
-              <w:rPr>
-                <w:rFonts w:ascii="Consolas" w:hAnsi="Consolas"/>
-                <w:b w:val="0"/>
-                <w:color w:val="8B2452"/>
-                <w:sz w:val="18"/>
-              </w:rPr>
-              <w:t>templates/abap/</w:t>
+              <w:t>README.md</w:t>
             </w:r>
           </w:p>
         </w:tc>
@@ -612,7 +1246,7 @@
                 <w:b w:val="0"/>
                 <w:sz w:val="18"/>
               </w:rPr>
-              <w:t>점검 소요 시간</w:t>
+              <w:t>업무 공수 절감</w:t>
             </w:r>
           </w:p>
         </w:tc>
@@ -624,18 +1258,18 @@
             <w:r>
               <w:rPr>
                 <w:rFonts w:ascii="맑은 고딕" w:hAnsi="맑은 고딕"/>
-                <w:b w:val="0"/>
-                <w:sz w:val="18"/>
-              </w:rPr>
-              <w:t xml:space="preserve">수동 체크리스트 8항목 대조 → 명령 1회 </w:t>
-            </w:r>
-            <w:r>
-              <w:rPr>
-                <w:rFonts w:ascii="맑은 고딕" w:hAnsi="맑은 고딕"/>
                 <w:b/>
                 <w:sz w:val="18"/>
               </w:rPr>
-              <w:t>0.04초</w:t>
+              <w:t>[실측 기입]</w:t>
+            </w:r>
+            <w:r>
+              <w:rPr>
+                <w:rFonts w:ascii="맑은 고딕" w:hAnsi="맑은 고딕"/>
+                <w:b w:val="0"/>
+                <w:sz w:val="18"/>
+              </w:rPr>
+              <w:t xml:space="preserve"> — 측정 양식·계산식은 §4.4 및 부록 B</w:t>
             </w:r>
           </w:p>
         </w:tc>
@@ -650,7 +1284,77 @@
                 <w:b w:val="0"/>
                 <w:sz w:val="18"/>
               </w:rPr>
-              <w:t>3회 실측 평균</w:t>
+              <w:t>—</w:t>
+            </w:r>
+          </w:p>
+        </w:tc>
+      </w:tr>
+    </w:tbl>
+    <w:p>
+      <w:r>
+        <w:rPr>
+          <w:rFonts w:ascii="맑은 고딕" w:hAnsi="맑은 고딕"/>
+          <w:b/>
+          <w:sz w:val="20"/>
+        </w:rPr>
+        <w:t>부가효과 — 저장소 가이드로 더 얻은 것 (② → ③)</w:t>
+      </w:r>
+    </w:p>
+    <w:tbl>
+      <w:tblPr>
+        <w:tblStyle w:val="LightGrid-Accent1"/>
+        <w:tblW w:type="auto" w:w="0"/>
+        <w:jc w:val="center"/>
+        <w:tblLook w:firstColumn="1" w:firstRow="1" w:lastColumn="0" w:lastRow="0" w:noHBand="0" w:noVBand="1" w:val="04A0"/>
+      </w:tblPr>
+      <w:tblGrid>
+        <w:gridCol w:w="2880"/>
+        <w:gridCol w:w="2880"/>
+        <w:gridCol w:w="2880"/>
+      </w:tblGrid>
+      <w:tr>
+        <w:tc>
+          <w:tcPr>
+            <w:tcW w:type="dxa" w:w="2880"/>
+          </w:tcPr>
+          <w:p>
+            <w:r>
+              <w:rPr>
+                <w:rFonts w:ascii="맑은 고딕" w:hAnsi="맑은 고딕"/>
+                <w:b/>
+                <w:sz w:val="18"/>
+              </w:rPr>
+              <w:t>구분</w:t>
+            </w:r>
+          </w:p>
+        </w:tc>
+        <w:tc>
+          <w:tcPr>
+            <w:tcW w:type="dxa" w:w="2880"/>
+          </w:tcPr>
+          <w:p>
+            <w:r>
+              <w:rPr>
+                <w:rFonts w:ascii="맑은 고딕" w:hAnsi="맑은 고딕"/>
+                <w:b/>
+                <w:sz w:val="18"/>
+              </w:rPr>
+              <w:t>결과</w:t>
+            </w:r>
+          </w:p>
+        </w:tc>
+        <w:tc>
+          <w:tcPr>
+            <w:tcW w:type="dxa" w:w="2880"/>
+          </w:tcPr>
+          <w:p>
+            <w:r>
+              <w:rPr>
+                <w:rFonts w:ascii="맑은 고딕" w:hAnsi="맑은 고딕"/>
+                <w:b/>
+                <w:sz w:val="18"/>
+              </w:rPr>
+              <w:t>근거</w:t>
             </w:r>
           </w:p>
         </w:tc>
@@ -667,7 +1371,7 @@
                 <w:b w:val="0"/>
                 <w:sz w:val="18"/>
               </w:rPr>
-              <w:t>업무 공수 절감</w:t>
+              <w:t>요구사항 반영</w:t>
             </w:r>
           </w:p>
         </w:tc>
@@ -679,18 +1383,26 @@
             <w:r>
               <w:rPr>
                 <w:rFonts w:ascii="맑은 고딕" w:hAnsi="맑은 고딕"/>
+                <w:b w:val="0"/>
+                <w:sz w:val="18"/>
+              </w:rPr>
+              <w:t xml:space="preserve">화면 목업을 코드 </w:t>
+            </w:r>
+            <w:r>
+              <w:rPr>
+                <w:rFonts w:ascii="맑은 고딕" w:hAnsi="맑은 고딕"/>
                 <w:b/>
                 <w:sz w:val="18"/>
               </w:rPr>
-              <w:t>[실측 기입]</w:t>
-            </w:r>
-            <w:r>
-              <w:rPr>
-                <w:rFonts w:ascii="맑은 고딕" w:hAnsi="맑은 고딕"/>
-                <w:b w:val="0"/>
-                <w:sz w:val="18"/>
-              </w:rPr>
-              <w:t xml:space="preserve"> — 측정 양식·계산식은 §4.3 및 부록 B</w:t>
+              <w:t>생성 전에</w:t>
+            </w:r>
+            <w:r>
+              <w:rPr>
+                <w:rFonts w:ascii="맑은 고딕" w:hAnsi="맑은 고딕"/>
+                <w:b w:val="0"/>
+                <w:sz w:val="18"/>
+              </w:rPr>
+              <w:t xml:space="preserve"> 컨펌 — 1차 반려 발생, 코드 작성 전 교정</w:t>
             </w:r>
           </w:p>
         </w:tc>
@@ -701,11 +1413,350 @@
           <w:p>
             <w:r>
               <w:rPr>
-                <w:rFonts w:ascii="맑은 고딕" w:hAnsi="맑은 고딕"/>
-                <w:b w:val="0"/>
-                <w:sz w:val="18"/>
-              </w:rPr>
-              <w:t>—</w:t>
+                <w:rFonts w:ascii="Consolas" w:hAnsi="Consolas"/>
+                <w:b w:val="0"/>
+                <w:color w:val="8B2452"/>
+                <w:sz w:val="18"/>
+              </w:rPr>
+              <w:t>README.md</w:t>
+            </w:r>
+            <w:r>
+              <w:rPr>
+                <w:rFonts w:ascii="맑은 고딕" w:hAnsi="맑은 고딕"/>
+                <w:b w:val="0"/>
+                <w:sz w:val="18"/>
+              </w:rPr>
+              <w:t xml:space="preserve"> 08-demo</w:t>
+            </w:r>
+          </w:p>
+        </w:tc>
+      </w:tr>
+      <w:tr>
+        <w:tc>
+          <w:tcPr>
+            <w:tcW w:type="dxa" w:w="2880"/>
+          </w:tcPr>
+          <w:p>
+            <w:r>
+              <w:rPr>
+                <w:rFonts w:ascii="맑은 고딕" w:hAnsi="맑은 고딕"/>
+                <w:b w:val="0"/>
+                <w:sz w:val="18"/>
+              </w:rPr>
+              <w:t>환각 차단</w:t>
+            </w:r>
+          </w:p>
+        </w:tc>
+        <w:tc>
+          <w:tcPr>
+            <w:tcW w:type="dxa" w:w="2880"/>
+          </w:tcPr>
+          <w:p>
+            <w:r>
+              <w:rPr>
+                <w:rFonts w:ascii="맑은 고딕" w:hAnsi="맑은 고딕"/>
+                <w:b w:val="0"/>
+                <w:sz w:val="18"/>
+              </w:rPr>
+              <w:t xml:space="preserve">미확인 테이블을 </w:t>
+            </w:r>
+            <w:r>
+              <w:rPr>
+                <w:rFonts w:ascii="Consolas" w:hAnsi="Consolas"/>
+                <w:b w:val="0"/>
+                <w:color w:val="8B2452"/>
+                <w:sz w:val="18"/>
+              </w:rPr>
+              <w:t>[확인필요]</w:t>
+            </w:r>
+            <w:r>
+              <w:rPr>
+                <w:rFonts w:ascii="맑은 고딕" w:hAnsi="맑은 고딕"/>
+                <w:b w:val="0"/>
+                <w:sz w:val="18"/>
+              </w:rPr>
+              <w:t>로 표기, 가정 3건 초과 시 코드 생성 중단</w:t>
+            </w:r>
+          </w:p>
+        </w:tc>
+        <w:tc>
+          <w:tcPr>
+            <w:tcW w:type="dxa" w:w="2880"/>
+          </w:tcPr>
+          <w:p>
+            <w:r>
+              <w:rPr>
+                <w:rFonts w:ascii="Consolas" w:hAnsi="Consolas"/>
+                <w:b w:val="0"/>
+                <w:color w:val="8B2452"/>
+                <w:sz w:val="18"/>
+              </w:rPr>
+              <w:t>SKILL.md</w:t>
+            </w:r>
+            <w:r>
+              <w:rPr>
+                <w:rFonts w:ascii="맑은 고딕" w:hAnsi="맑은 고딕"/>
+                <w:b w:val="0"/>
+                <w:sz w:val="18"/>
+              </w:rPr>
+              <w:t xml:space="preserve"> §3.1</w:t>
+            </w:r>
+          </w:p>
+        </w:tc>
+      </w:tr>
+      <w:tr>
+        <w:tc>
+          <w:tcPr>
+            <w:tcW w:type="dxa" w:w="2880"/>
+          </w:tcPr>
+          <w:p>
+            <w:r>
+              <w:rPr>
+                <w:rFonts w:ascii="맑은 고딕" w:hAnsi="맑은 고딕"/>
+                <w:b w:val="0"/>
+                <w:sz w:val="18"/>
+              </w:rPr>
+              <w:t>오진단 제거</w:t>
+            </w:r>
+          </w:p>
+        </w:tc>
+        <w:tc>
+          <w:tcPr>
+            <w:tcW w:type="dxa" w:w="2880"/>
+          </w:tcPr>
+          <w:p>
+            <w:r>
+              <w:rPr>
+                <w:rFonts w:ascii="맑은 고딕" w:hAnsi="맑은 고딕"/>
+                <w:b w:val="0"/>
+                <w:sz w:val="18"/>
+              </w:rPr>
+              <w:t>AI가 오류 원인을 1차에 오진단한 건을 패턴(</w:t>
+            </w:r>
+            <w:r>
+              <w:rPr>
+                <w:rFonts w:ascii="Consolas" w:hAnsi="Consolas"/>
+                <w:b w:val="0"/>
+                <w:color w:val="8B2452"/>
+                <w:sz w:val="18"/>
+              </w:rPr>
+              <w:t>ERR-006</w:t>
+            </w:r>
+            <w:r>
+              <w:rPr>
+                <w:rFonts w:ascii="맑은 고딕" w:hAnsi="맑은 고딕"/>
+                <w:b w:val="0"/>
+                <w:sz w:val="18"/>
+              </w:rPr>
+              <w:t>)으로 승격</w:t>
+            </w:r>
+          </w:p>
+        </w:tc>
+        <w:tc>
+          <w:tcPr>
+            <w:tcW w:type="dxa" w:w="2880"/>
+          </w:tcPr>
+          <w:p>
+            <w:r>
+              <w:rPr>
+                <w:rFonts w:ascii="Consolas" w:hAnsi="Consolas"/>
+                <w:b w:val="0"/>
+                <w:color w:val="8B2452"/>
+                <w:sz w:val="18"/>
+              </w:rPr>
+              <w:t>errors.md</w:t>
+            </w:r>
+            <w:r>
+              <w:rPr>
+                <w:rFonts w:ascii="맑은 고딕" w:hAnsi="맑은 고딕"/>
+                <w:b w:val="0"/>
+                <w:sz w:val="18"/>
+              </w:rPr>
+              <w:t xml:space="preserve"> #1</w:t>
+            </w:r>
+          </w:p>
+        </w:tc>
+      </w:tr>
+      <w:tr>
+        <w:tc>
+          <w:tcPr>
+            <w:tcW w:type="dxa" w:w="2880"/>
+          </w:tcPr>
+          <w:p>
+            <w:r>
+              <w:rPr>
+                <w:rFonts w:ascii="맑은 고딕" w:hAnsi="맑은 고딕"/>
+                <w:b w:val="0"/>
+                <w:sz w:val="18"/>
+              </w:rPr>
+              <w:t>결함 선반영 차단</w:t>
+            </w:r>
+          </w:p>
+        </w:tc>
+        <w:tc>
+          <w:tcPr>
+            <w:tcW w:type="dxa" w:w="2880"/>
+          </w:tcPr>
+          <w:p>
+            <w:r>
+              <w:rPr>
+                <w:rFonts w:ascii="맑은 고딕" w:hAnsi="맑은 고딕"/>
+                <w:b w:val="0"/>
+                <w:sz w:val="18"/>
+              </w:rPr>
+              <w:t>가이드 전 AI 산출물 2건 모두 동일 결함 보유 → 골격 기반 3건은 오류 0건</w:t>
+            </w:r>
+          </w:p>
+        </w:tc>
+        <w:tc>
+          <w:tcPr>
+            <w:tcW w:type="dxa" w:w="2880"/>
+          </w:tcPr>
+          <w:p>
+            <w:r>
+              <w:rPr>
+                <w:rFonts w:ascii="맑은 고딕" w:hAnsi="맑은 고딕"/>
+                <w:b w:val="0"/>
+                <w:sz w:val="18"/>
+              </w:rPr>
+              <w:t>§4.3</w:t>
+            </w:r>
+          </w:p>
+        </w:tc>
+      </w:tr>
+      <w:tr>
+        <w:tc>
+          <w:tcPr>
+            <w:tcW w:type="dxa" w:w="2880"/>
+          </w:tcPr>
+          <w:p>
+            <w:r>
+              <w:rPr>
+                <w:rFonts w:ascii="맑은 고딕" w:hAnsi="맑은 고딕"/>
+                <w:b w:val="0"/>
+                <w:sz w:val="18"/>
+              </w:rPr>
+              <w:t>자동 품질 검증</w:t>
+            </w:r>
+          </w:p>
+        </w:tc>
+        <w:tc>
+          <w:tcPr>
+            <w:tcW w:type="dxa" w:w="2880"/>
+          </w:tcPr>
+          <w:p>
+            <w:r>
+              <w:rPr>
+                <w:rFonts w:ascii="맑은 고딕" w:hAnsi="맑은 고딕"/>
+                <w:b w:val="0"/>
+                <w:sz w:val="18"/>
+              </w:rPr>
+              <w:t xml:space="preserve">수동 체크리스트 8항목 → 명령 1회 17규칙 </w:t>
+            </w:r>
+            <w:r>
+              <w:rPr>
+                <w:rFonts w:ascii="맑은 고딕" w:hAnsi="맑은 고딕"/>
+                <w:b/>
+                <w:sz w:val="18"/>
+              </w:rPr>
+              <w:t>0.04초</w:t>
+            </w:r>
+          </w:p>
+        </w:tc>
+        <w:tc>
+          <w:tcPr>
+            <w:tcW w:type="dxa" w:w="2880"/>
+          </w:tcPr>
+          <w:p>
+            <w:r>
+              <w:rPr>
+                <w:rFonts w:ascii="맑은 고딕" w:hAnsi="맑은 고딕"/>
+                <w:b w:val="0"/>
+                <w:sz w:val="18"/>
+              </w:rPr>
+              <w:t>3회 실측 평균</w:t>
+            </w:r>
+          </w:p>
+        </w:tc>
+      </w:tr>
+      <w:tr>
+        <w:tc>
+          <w:tcPr>
+            <w:tcW w:type="dxa" w:w="2880"/>
+          </w:tcPr>
+          <w:p>
+            <w:r>
+              <w:rPr>
+                <w:rFonts w:ascii="맑은 고딕" w:hAnsi="맑은 고딕"/>
+                <w:b w:val="0"/>
+                <w:sz w:val="18"/>
+              </w:rPr>
+              <w:t>재발 방지 자산</w:t>
+            </w:r>
+          </w:p>
+        </w:tc>
+        <w:tc>
+          <w:tcPr>
+            <w:tcW w:type="dxa" w:w="2880"/>
+          </w:tcPr>
+          <w:p>
+            <w:r>
+              <w:rPr>
+                <w:rFonts w:ascii="맑은 고딕" w:hAnsi="맑은 고딕"/>
+                <w:b w:val="0"/>
+                <w:sz w:val="18"/>
+              </w:rPr>
+              <w:t>오류 패턴 10건, 기계 점검 규칙 17건, 코드 골격 3종</w:t>
+            </w:r>
+          </w:p>
+        </w:tc>
+        <w:tc>
+          <w:tcPr>
+            <w:tcW w:type="dxa" w:w="2880"/>
+          </w:tcPr>
+          <w:p>
+            <w:r>
+              <w:rPr>
+                <w:rFonts w:ascii="Consolas" w:hAnsi="Consolas"/>
+                <w:b w:val="0"/>
+                <w:color w:val="8B2452"/>
+                <w:sz w:val="18"/>
+              </w:rPr>
+              <w:t>practice/</w:t>
+            </w:r>
+            <w:r>
+              <w:rPr>
+                <w:rFonts w:ascii="맑은 고딕" w:hAnsi="맑은 고딕"/>
+                <w:b w:val="0"/>
+                <w:sz w:val="18"/>
+              </w:rPr>
+              <w:t xml:space="preserve">, </w:t>
+            </w:r>
+            <w:r>
+              <w:rPr>
+                <w:rFonts w:ascii="Consolas" w:hAnsi="Consolas"/>
+                <w:b w:val="0"/>
+                <w:color w:val="8B2452"/>
+                <w:sz w:val="18"/>
+              </w:rPr>
+              <w:t>tools/</w:t>
+            </w:r>
+            <w:r>
+              <w:rPr>
+                <w:rFonts w:ascii="맑은 고딕" w:hAnsi="맑은 고딕"/>
+                <w:b w:val="0"/>
+                <w:sz w:val="18"/>
+              </w:rPr>
+              <w:t xml:space="preserve">, </w:t>
+            </w:r>
+            <w:r>
+              <w:rPr>
+                <w:rFonts w:ascii="Consolas" w:hAnsi="Consolas"/>
+                <w:b w:val="0"/>
+                <w:color w:val="8B2452"/>
+                <w:sz w:val="18"/>
+              </w:rPr>
+              <w:t>templates/abap/</w:t>
             </w:r>
           </w:p>
         </w:tc>
@@ -1052,10 +2103,20 @@
       <w:r>
         <w:rPr>
           <w:rFonts w:ascii="맑은 고딕" w:hAnsi="맑은 고딕"/>
+          <w:b/>
+          <w:sz w:val="20"/>
+        </w:rPr>
+        <w:t>(1) 왜 AI를 도입했는가 — 수작업 ABAP 개발의 비효율</w:t>
+      </w:r>
+    </w:p>
+    <w:p>
+      <w:r>
+        <w:rPr>
+          <w:rFonts w:ascii="맑은 고딕" w:hAnsi="맑은 고딕"/>
           <w:b w:val="0"/>
           <w:sz w:val="20"/>
         </w:rPr>
-        <w:t xml:space="preserve">ABAP 개발에 생성형 AI를 그대로 적용하면 일반 개발보다 </w:t>
+        <w:t xml:space="preserve">조회성 리포트 한 건을 만들려면 담당자는 요구사항 청취, 테이블·필드 조사, 조인 설계, 선택화면 설계, 코드 작성, 활성화, 테스트 케이스 작성, 권한 확인, 이송 요청까지 전 과정을 혼자 수행합니다. 이 중 상당 부분은 </w:t>
       </w:r>
       <w:r>
         <w:rPr>
@@ -1063,7 +2124,7 @@
           <w:b/>
           <w:sz w:val="20"/>
         </w:rPr>
-        <w:t>실패 비용이 훨씬 큽니다.</w:t>
+        <w:t>창의적 판단이 아니라 정형화된 반복 작업</w:t>
       </w:r>
       <w:r>
         <w:rPr>
@@ -1071,7 +2132,70 @@
           <w:b w:val="0"/>
           <w:sz w:val="20"/>
         </w:rPr>
-        <w:t xml:space="preserve"> 네 가지 구조적 제약 때문입니다.</w:t>
+        <w:t xml:space="preserve">입니다. ALV 리포트의 뼈대, 선택화면 검증 로직, </w:t>
+      </w:r>
+      <w:r>
+        <w:rPr>
+          <w:rFonts w:ascii="Consolas" w:hAnsi="Consolas"/>
+          <w:b w:val="0"/>
+          <w:color w:val="8B2452"/>
+          <w:sz w:val="20"/>
+        </w:rPr>
+        <w:t>SY-SUBRC</w:t>
+      </w:r>
+      <w:r>
+        <w:rPr>
+          <w:rFonts w:ascii="맑은 고딕" w:hAnsi="맑은 고딕"/>
+          <w:b w:val="0"/>
+          <w:sz w:val="20"/>
+        </w:rPr>
+        <w:t xml:space="preserve"> 처리, 엑셀 다운로드 호출은 프로그램마다 거의 같습니다.</w:t>
+      </w:r>
+    </w:p>
+    <w:p>
+      <w:r>
+        <w:rPr>
+          <w:rFonts w:ascii="맑은 고딕" w:hAnsi="맑은 고딕"/>
+          <w:b w:val="0"/>
+          <w:sz w:val="20"/>
+        </w:rPr>
+        <w:t xml:space="preserve">더 큰 문제는 착수 자체가 막히는 경우입니다. 실전 1호 과제에서 담당자는 </w:t>
+      </w:r>
+      <w:r>
+        <w:rPr>
+          <w:rFonts w:ascii="맑은 고딕" w:hAnsi="맑은 고딕"/>
+          <w:b/>
+          <w:sz w:val="20"/>
+        </w:rPr>
+        <w:t>어떤 테이블을 써야 하는지 몰랐습니다.</w:t>
+      </w:r>
+      <w:r>
+        <w:rPr>
+          <w:rFonts w:ascii="맑은 고딕" w:hAnsi="맑은 고딕"/>
+          <w:b w:val="0"/>
+          <w:sz w:val="20"/>
+        </w:rPr>
+        <w:t xml:space="preserve"> 수작업이라면 SE11과 업무 문서를 뒤지는 조사 단계를 먼저 끝내야 코딩에 들어갈 수 있습니다. AI는 이 조사 단계를 "후보 제안 + 담당자 확인"으로 단축할 수 있습니다. 이것이 AI 도입의 1차 동기입니다.</w:t>
+      </w:r>
+    </w:p>
+    <w:p>
+      <w:r>
+        <w:rPr>
+          <w:rFonts w:ascii="맑은 고딕" w:hAnsi="맑은 고딕"/>
+          <w:b/>
+          <w:sz w:val="20"/>
+        </w:rPr>
+        <w:t>(2) 왜 저장소 가이드가 필요한가 — AI를 그냥 쓸 때의 한계</w:t>
+      </w:r>
+    </w:p>
+    <w:p>
+      <w:r>
+        <w:rPr>
+          <w:rFonts w:ascii="맑은 고딕" w:hAnsi="맑은 고딕"/>
+          <w:b w:val="0"/>
+          <w:sz w:val="20"/>
+        </w:rPr>
+        <w:t>그런데 SAP GUI 환경에서는 AI를 그대로 쓰면 효과가 깎입니다. 네 가지 구조적 제약 때문입니다.</w:t>
       </w:r>
     </w:p>
     <w:p>
@@ -1165,7 +2289,7 @@
           <w:b w:val="0"/>
           <w:sz w:val="20"/>
         </w:rPr>
-        <w:t xml:space="preserve">즉 문제는 "AI가 코드를 잘 쓰는가"가 아니라 </w:t>
+        <w:t xml:space="preserve">즉 AI 도입의 성패는 "AI가 코드를 잘 쓰는가"가 아니라 </w:t>
       </w:r>
       <w:r>
         <w:rPr>
@@ -1181,7 +2305,7 @@
           <w:b w:val="0"/>
           <w:sz w:val="20"/>
         </w:rPr>
-        <w:t xml:space="preserve"> 였습니다.</w:t>
+        <w:t xml:space="preserve"> 에 달려 있었습니다. 이 제약을 방치하면 복붙 왕복이 늘어 AI 도입 효과가 상쇄됩니다. 그래서 AI에게 방향과 가이드를 제공하는 수단으로 이 저장소를 구축했습니다.</w:t>
       </w:r>
     </w:p>
     <w:p>
@@ -1201,10 +2325,40 @@
       <w:r>
         <w:rPr>
           <w:rFonts w:ascii="맑은 고딕" w:hAnsi="맑은 고딕"/>
+          <w:b/>
+          <w:sz w:val="20"/>
+        </w:rPr>
+        <w:t>1차 목표 — AI 활용으로 ABAP 개발 효율을 높인다</w:t>
+      </w:r>
+    </w:p>
+    <w:p>
+      <w:r>
+        <w:rPr>
+          <w:rFonts w:ascii="맑은 고딕" w:hAnsi="맑은 고딕"/>
           <w:b w:val="0"/>
           <w:sz w:val="20"/>
         </w:rPr>
-        <w:t xml:space="preserve">1. 요구사항 오해를 코드 생성 </w:t>
+        <w:t>1. 담당자가 사전지식이 부족한 상태에서도 개발에 착수할 수 있게 한다. 2. 정형 반복 작업(골격·검증 로직·테스트 케이스·이관 문서)을 AI가 생성하게 한다.</w:t>
+      </w:r>
+    </w:p>
+    <w:p>
+      <w:r>
+        <w:rPr>
+          <w:rFonts w:ascii="맑은 고딕" w:hAnsi="맑은 고딕"/>
+          <w:b/>
+          <w:sz w:val="20"/>
+        </w:rPr>
+        <w:t>2차 목표 — 가이드로 AI 산출물의 품질과 요구사항 반영도를 끌어올린다</w:t>
+      </w:r>
+    </w:p>
+    <w:p>
+      <w:r>
+        <w:rPr>
+          <w:rFonts w:ascii="맑은 고딕" w:hAnsi="맑은 고딕"/>
+          <w:b w:val="0"/>
+          <w:sz w:val="20"/>
+        </w:rPr>
+        <w:t xml:space="preserve">3. 요구사항 오해를 코드 생성 </w:t>
       </w:r>
       <w:r>
         <w:rPr>
@@ -1220,7 +2374,7 @@
           <w:b w:val="0"/>
           <w:sz w:val="20"/>
         </w:rPr>
-        <w:t xml:space="preserve"> 걸러낸다 (화면·필드 단계에서 확인받는다). 2. DDIC 환각을 구조적으로 차단한다 (확인된 값만 사용, 모르면 질문으로 되돌린다). 3. 코드 품질 검증을 사람 기억이 아니라 </w:t>
+        <w:t xml:space="preserve"> 걸러낸다 (화면·필드 단계에서 확인받는다). 4. DDIC 환각을 구조적으로 차단한다 (확인된 값만 사용, 모르면 질문으로 되돌린다). 5. 코드 품질 검증을 사람 기억이 아니라 </w:t>
       </w:r>
       <w:r>
         <w:rPr>
@@ -1236,7 +2390,7 @@
           <w:b w:val="0"/>
           <w:sz w:val="20"/>
         </w:rPr>
-        <w:t xml:space="preserve">가 하게 한다. 4. 한 번 겪은 오류가 다음 세션에서 재발하지 않게 </w:t>
+        <w:t xml:space="preserve">가 하게 한다. 6. 한 번 겪은 오류가 다음 세션에서 재발하지 않게 </w:t>
       </w:r>
       <w:r>
         <w:rPr>
@@ -1257,6 +2411,255 @@
     </w:p>
     <w:p>
       <w:pPr>
+        <w:pStyle w:val="Heading3"/>
+      </w:pPr>
+      <w:r>
+        <w:rPr>
+          <w:rFonts w:ascii="맑은 고딕" w:hAnsi="맑은 고딕"/>
+          <w:color w:val="1F4E79"/>
+          <w:sz w:val="24"/>
+        </w:rPr>
+        <w:t>1.4 비교 설계</w:t>
+      </w:r>
+    </w:p>
+    <w:p>
+      <w:r>
+        <w:rPr>
+          <w:rFonts w:ascii="맑은 고딕" w:hAnsi="맑은 고딕"/>
+          <w:b w:val="0"/>
+          <w:sz w:val="20"/>
+        </w:rPr>
+        <w:t>효과를 명확히 보이기 위해 비교 대상을 두 축으로 분리했습니다.</w:t>
+      </w:r>
+    </w:p>
+    <w:tbl>
+      <w:tblPr>
+        <w:tblStyle w:val="LightGrid-Accent1"/>
+        <w:tblW w:type="auto" w:w="0"/>
+        <w:jc w:val="center"/>
+        <w:tblLook w:firstColumn="1" w:firstRow="1" w:lastColumn="0" w:lastRow="0" w:noHBand="0" w:noVBand="1" w:val="04A0"/>
+      </w:tblPr>
+      <w:tblGrid>
+        <w:gridCol w:w="2160"/>
+        <w:gridCol w:w="2160"/>
+        <w:gridCol w:w="2160"/>
+        <w:gridCol w:w="2160"/>
+      </w:tblGrid>
+      <w:tr>
+        <w:tc>
+          <w:tcPr>
+            <w:tcW w:type="dxa" w:w="2160"/>
+          </w:tcPr>
+          <w:p>
+            <w:r>
+              <w:rPr>
+                <w:rFonts w:ascii="맑은 고딕" w:hAnsi="맑은 고딕"/>
+                <w:b/>
+                <w:sz w:val="18"/>
+              </w:rPr>
+              <w:t>축</w:t>
+            </w:r>
+          </w:p>
+        </w:tc>
+        <w:tc>
+          <w:tcPr>
+            <w:tcW w:type="dxa" w:w="2160"/>
+          </w:tcPr>
+          <w:p>
+            <w:r>
+              <w:rPr>
+                <w:rFonts w:ascii="맑은 고딕" w:hAnsi="맑은 고딕"/>
+                <w:b/>
+                <w:sz w:val="18"/>
+              </w:rPr>
+              <w:t>비교 대상</w:t>
+            </w:r>
+          </w:p>
+        </w:tc>
+        <w:tc>
+          <w:tcPr>
+            <w:tcW w:type="dxa" w:w="2160"/>
+          </w:tcPr>
+          <w:p>
+            <w:r>
+              <w:rPr>
+                <w:rFonts w:ascii="맑은 고딕" w:hAnsi="맑은 고딕"/>
+                <w:b/>
+                <w:sz w:val="18"/>
+              </w:rPr>
+              <w:t>측정 목적</w:t>
+            </w:r>
+          </w:p>
+        </w:tc>
+        <w:tc>
+          <w:tcPr>
+            <w:tcW w:type="dxa" w:w="2160"/>
+          </w:tcPr>
+          <w:p>
+            <w:r>
+              <w:rPr>
+                <w:rFonts w:ascii="맑은 고딕" w:hAnsi="맑은 고딕"/>
+                <w:b/>
+                <w:sz w:val="18"/>
+              </w:rPr>
+              <w:t>리포트 위치</w:t>
+            </w:r>
+          </w:p>
+        </w:tc>
+      </w:tr>
+      <w:tr>
+        <w:tc>
+          <w:tcPr>
+            <w:tcW w:type="dxa" w:w="2160"/>
+          </w:tcPr>
+          <w:p>
+            <w:r>
+              <w:rPr>
+                <w:rFonts w:ascii="맑은 고딕" w:hAnsi="맑은 고딕"/>
+                <w:b/>
+                <w:sz w:val="18"/>
+              </w:rPr>
+              <w:t>주축</w:t>
+            </w:r>
+          </w:p>
+        </w:tc>
+        <w:tc>
+          <w:tcPr>
+            <w:tcW w:type="dxa" w:w="2160"/>
+          </w:tcPr>
+          <w:p>
+            <w:r>
+              <w:rPr>
+                <w:rFonts w:ascii="맑은 고딕" w:hAnsi="맑은 고딕"/>
+                <w:b w:val="0"/>
+                <w:sz w:val="18"/>
+              </w:rPr>
+              <w:t>AI 미활용(수작업) → AI 활용</w:t>
+            </w:r>
+          </w:p>
+        </w:tc>
+        <w:tc>
+          <w:tcPr>
+            <w:tcW w:type="dxa" w:w="2160"/>
+          </w:tcPr>
+          <w:p>
+            <w:r>
+              <w:rPr>
+                <w:rFonts w:ascii="맑은 고딕" w:hAnsi="맑은 고딕"/>
+                <w:b w:val="0"/>
+                <w:sz w:val="18"/>
+              </w:rPr>
+              <w:t>AI 도입 자체의 효율 향상</w:t>
+            </w:r>
+          </w:p>
+        </w:tc>
+        <w:tc>
+          <w:tcPr>
+            <w:tcW w:type="dxa" w:w="2160"/>
+          </w:tcPr>
+          <w:p>
+            <w:r>
+              <w:rPr>
+                <w:rFonts w:ascii="맑은 고딕" w:hAnsi="맑은 고딕"/>
+                <w:b w:val="0"/>
+                <w:sz w:val="18"/>
+              </w:rPr>
+              <w:t>§4.1, §4.2, §4.4</w:t>
+            </w:r>
+          </w:p>
+        </w:tc>
+      </w:tr>
+      <w:tr>
+        <w:tc>
+          <w:tcPr>
+            <w:tcW w:type="dxa" w:w="2160"/>
+          </w:tcPr>
+          <w:p>
+            <w:r>
+              <w:rPr>
+                <w:rFonts w:ascii="맑은 고딕" w:hAnsi="맑은 고딕"/>
+                <w:b/>
+                <w:sz w:val="18"/>
+              </w:rPr>
+              <w:t>보조축</w:t>
+            </w:r>
+          </w:p>
+        </w:tc>
+        <w:tc>
+          <w:tcPr>
+            <w:tcW w:type="dxa" w:w="2160"/>
+          </w:tcPr>
+          <w:p>
+            <w:r>
+              <w:rPr>
+                <w:rFonts w:ascii="맑은 고딕" w:hAnsi="맑은 고딕"/>
+                <w:b w:val="0"/>
+                <w:sz w:val="18"/>
+              </w:rPr>
+              <w:t>AI 단독 → AI + 저장소 가이드</w:t>
+            </w:r>
+          </w:p>
+        </w:tc>
+        <w:tc>
+          <w:tcPr>
+            <w:tcW w:type="dxa" w:w="2160"/>
+          </w:tcPr>
+          <w:p>
+            <w:r>
+              <w:rPr>
+                <w:rFonts w:ascii="맑은 고딕" w:hAnsi="맑은 고딕"/>
+                <w:b w:val="0"/>
+                <w:sz w:val="18"/>
+              </w:rPr>
+              <w:t>가이드가 더해 준 품질·반영도 향상</w:t>
+            </w:r>
+          </w:p>
+        </w:tc>
+        <w:tc>
+          <w:tcPr>
+            <w:tcW w:type="dxa" w:w="2160"/>
+          </w:tcPr>
+          <w:p>
+            <w:r>
+              <w:rPr>
+                <w:rFonts w:ascii="맑은 고딕" w:hAnsi="맑은 고딕"/>
+                <w:b w:val="0"/>
+                <w:sz w:val="18"/>
+              </w:rPr>
+              <w:t>§4.3, §4.5</w:t>
+            </w:r>
+          </w:p>
+        </w:tc>
+      </w:tr>
+    </w:tbl>
+    <w:p>
+      <w:r>
+        <w:rPr>
+          <w:rFonts w:ascii="맑은 고딕" w:hAnsi="맑은 고딕"/>
+          <w:b w:val="0"/>
+          <w:sz w:val="20"/>
+        </w:rPr>
+        <w:t xml:space="preserve">보조축은 통제된 A/B 실험이 아니라, </w:t>
+      </w:r>
+      <w:r>
+        <w:rPr>
+          <w:rFonts w:ascii="맑은 고딕" w:hAnsi="맑은 고딕"/>
+          <w:b/>
+          <w:sz w:val="20"/>
+        </w:rPr>
+        <w:t>가이드가 실제로 작동한 사건의 기록</w:t>
+      </w:r>
+      <w:r>
+        <w:rPr>
+          <w:rFonts w:ascii="맑은 고딕" w:hAnsi="맑은 고딕"/>
+          <w:b w:val="0"/>
+          <w:sz w:val="20"/>
+        </w:rPr>
+        <w:t>입니다. 어떤 오류가 어느 지점에서 차단되었는지를 세션 기록과 점검기 실행 결과로 제시합니다.</w:t>
+      </w:r>
+    </w:p>
+    <w:p>
+      <w:pPr>
         <w:pStyle w:val="Heading2"/>
       </w:pPr>
       <w:r>
@@ -1265,7 +2668,33 @@
           <w:color w:val="1F4E79"/>
           <w:sz w:val="30"/>
         </w:rPr>
-        <w:t>2. 기존 업무 방식 (As-Is)</w:t>
+        <w:t>2. 기존 업무 방식 — AI 미활용 (As-Is)</w:t>
+      </w:r>
+    </w:p>
+    <w:p>
+      <w:r>
+        <w:rPr>
+          <w:rFonts w:ascii="맑은 고딕" w:hAnsi="맑은 고딕"/>
+          <w:b w:val="0"/>
+          <w:sz w:val="20"/>
+        </w:rPr>
+        <w:t xml:space="preserve">이 장의 기준선은 </w:t>
+      </w:r>
+      <w:r>
+        <w:rPr>
+          <w:rFonts w:ascii="맑은 고딕" w:hAnsi="맑은 고딕"/>
+          <w:b/>
+          <w:sz w:val="20"/>
+        </w:rPr>
+        <w:t>AI를 전혀 쓰지 않고 담당자가 전 과정을 수행하던 방식</w:t>
+      </w:r>
+      <w:r>
+        <w:rPr>
+          <w:rFonts w:ascii="맑은 고딕" w:hAnsi="맑은 고딕"/>
+          <w:b w:val="0"/>
+          <w:sz w:val="20"/>
+        </w:rPr>
+        <w:t>입니다.</w:t>
       </w:r>
     </w:p>
     <w:p>
@@ -1278,7 +2707,7 @@
           <w:color w:val="1F4E79"/>
           <w:sz w:val="24"/>
         </w:rPr>
-        <w:t>2.1 수행 주체·빈도·소요 시간</w:t>
+        <w:t>2.1 담당자가 전량 수행했던 작업</w:t>
       </w:r>
     </w:p>
     <w:p>
@@ -1288,7 +2717,477 @@
           <w:b w:val="0"/>
           <w:sz w:val="20"/>
         </w:rPr>
-        <w:t>아래 표는 담당자가 실측값을 채우는 영역입니다. 산정 방법은 부록 B를 따릅니다.</w:t>
+        <w:t>실전 1호 과제를 수작업으로 했다면 담당자가 직접 해야 했던 일을, 실제 세션 산출물을 기준으로 역산해 정리했습니다. 오른쪽 열은 AI 활용 시 누가 수행했는지입니다.</w:t>
+      </w:r>
+    </w:p>
+    <w:tbl>
+      <w:tblPr>
+        <w:tblStyle w:val="LightGrid-Accent1"/>
+        <w:tblW w:type="auto" w:w="0"/>
+        <w:jc w:val="center"/>
+        <w:tblLook w:firstColumn="1" w:firstRow="1" w:lastColumn="0" w:lastRow="0" w:noHBand="0" w:noVBand="1" w:val="04A0"/>
+      </w:tblPr>
+      <w:tblGrid>
+        <w:gridCol w:w="2880"/>
+        <w:gridCol w:w="2880"/>
+        <w:gridCol w:w="2880"/>
+      </w:tblGrid>
+      <w:tr>
+        <w:tc>
+          <w:tcPr>
+            <w:tcW w:type="dxa" w:w="2880"/>
+          </w:tcPr>
+          <w:p>
+            <w:r>
+              <w:rPr>
+                <w:rFonts w:ascii="맑은 고딕" w:hAnsi="맑은 고딕"/>
+                <w:b/>
+                <w:sz w:val="18"/>
+              </w:rPr>
+              <w:t>단계</w:t>
+            </w:r>
+          </w:p>
+        </w:tc>
+        <w:tc>
+          <w:tcPr>
+            <w:tcW w:type="dxa" w:w="2880"/>
+          </w:tcPr>
+          <w:p>
+            <w:r>
+              <w:rPr>
+                <w:rFonts w:ascii="맑은 고딕" w:hAnsi="맑은 고딕"/>
+                <w:b/>
+                <w:sz w:val="18"/>
+              </w:rPr>
+              <w:t>수작업 시 담당자가 하던 일</w:t>
+            </w:r>
+          </w:p>
+        </w:tc>
+        <w:tc>
+          <w:tcPr>
+            <w:tcW w:type="dxa" w:w="2880"/>
+          </w:tcPr>
+          <w:p>
+            <w:r>
+              <w:rPr>
+                <w:rFonts w:ascii="맑은 고딕" w:hAnsi="맑은 고딕"/>
+                <w:b/>
+                <w:sz w:val="18"/>
+              </w:rPr>
+              <w:t>AI 활용 시</w:t>
+            </w:r>
+          </w:p>
+        </w:tc>
+      </w:tr>
+      <w:tr>
+        <w:tc>
+          <w:tcPr>
+            <w:tcW w:type="dxa" w:w="2880"/>
+          </w:tcPr>
+          <w:p>
+            <w:r>
+              <w:rPr>
+                <w:rFonts w:ascii="맑은 고딕" w:hAnsi="맑은 고딕"/>
+                <w:b w:val="0"/>
+                <w:sz w:val="18"/>
+              </w:rPr>
+              <w:t>요구사항 정리</w:t>
+            </w:r>
+          </w:p>
+        </w:tc>
+        <w:tc>
+          <w:tcPr>
+            <w:tcW w:type="dxa" w:w="2880"/>
+          </w:tcPr>
+          <w:p>
+            <w:r>
+              <w:rPr>
+                <w:rFonts w:ascii="맑은 고딕" w:hAnsi="맑은 고딕"/>
+                <w:b w:val="0"/>
+                <w:sz w:val="18"/>
+              </w:rPr>
+              <w:t>구두·메일 요청을 문서로 정리</w:t>
+            </w:r>
+          </w:p>
+        </w:tc>
+        <w:tc>
+          <w:tcPr>
+            <w:tcW w:type="dxa" w:w="2880"/>
+          </w:tcPr>
+          <w:p>
+            <w:r>
+              <w:rPr>
+                <w:rFonts w:ascii="맑은 고딕" w:hAnsi="맑은 고딕"/>
+                <w:b w:val="0"/>
+                <w:sz w:val="18"/>
+              </w:rPr>
+              <w:t>AI가 37문항으로 질문, 담당자는 답변만</w:t>
+            </w:r>
+          </w:p>
+        </w:tc>
+      </w:tr>
+      <w:tr>
+        <w:tc>
+          <w:tcPr>
+            <w:tcW w:type="dxa" w:w="2880"/>
+          </w:tcPr>
+          <w:p>
+            <w:r>
+              <w:rPr>
+                <w:rFonts w:ascii="맑은 고딕" w:hAnsi="맑은 고딕"/>
+                <w:b w:val="0"/>
+                <w:sz w:val="18"/>
+              </w:rPr>
+              <w:t>테이블 조사</w:t>
+            </w:r>
+          </w:p>
+        </w:tc>
+        <w:tc>
+          <w:tcPr>
+            <w:tcW w:type="dxa" w:w="2880"/>
+          </w:tcPr>
+          <w:p>
+            <w:r>
+              <w:rPr>
+                <w:rFonts w:ascii="맑은 고딕" w:hAnsi="맑은 고딕"/>
+                <w:b w:val="0"/>
+                <w:sz w:val="18"/>
+              </w:rPr>
+              <w:t>SE11·업무 문서로 대상 테이블 탐색</w:t>
+            </w:r>
+          </w:p>
+        </w:tc>
+        <w:tc>
+          <w:tcPr>
+            <w:tcW w:type="dxa" w:w="2880"/>
+          </w:tcPr>
+          <w:p>
+            <w:r>
+              <w:rPr>
+                <w:rFonts w:ascii="맑은 고딕" w:hAnsi="맑은 고딕"/>
+                <w:b w:val="0"/>
+                <w:sz w:val="18"/>
+              </w:rPr>
+              <w:t>AI가 후보 6개 제안 → 담당자 확인</w:t>
+            </w:r>
+          </w:p>
+        </w:tc>
+      </w:tr>
+      <w:tr>
+        <w:tc>
+          <w:tcPr>
+            <w:tcW w:type="dxa" w:w="2880"/>
+          </w:tcPr>
+          <w:p>
+            <w:r>
+              <w:rPr>
+                <w:rFonts w:ascii="맑은 고딕" w:hAnsi="맑은 고딕"/>
+                <w:b w:val="0"/>
+                <w:sz w:val="18"/>
+              </w:rPr>
+              <w:t>조인·필드 설계</w:t>
+            </w:r>
+          </w:p>
+        </w:tc>
+        <w:tc>
+          <w:tcPr>
+            <w:tcW w:type="dxa" w:w="2880"/>
+          </w:tcPr>
+          <w:p>
+            <w:r>
+              <w:rPr>
+                <w:rFonts w:ascii="맑은 고딕" w:hAnsi="맑은 고딕"/>
+                <w:b w:val="0"/>
+                <w:sz w:val="18"/>
+              </w:rPr>
+              <w:t>키 관계 파악, 필드 연결표 작성</w:t>
+            </w:r>
+          </w:p>
+        </w:tc>
+        <w:tc>
+          <w:tcPr>
+            <w:tcW w:type="dxa" w:w="2880"/>
+          </w:tcPr>
+          <w:p>
+            <w:r>
+              <w:rPr>
+                <w:rFonts w:ascii="맑은 고딕" w:hAnsi="맑은 고딕"/>
+                <w:b w:val="0"/>
+                <w:sz w:val="18"/>
+              </w:rPr>
+              <w:t>AI가 연결표 초안 작성 → 승인</w:t>
+            </w:r>
+          </w:p>
+        </w:tc>
+      </w:tr>
+      <w:tr>
+        <w:tc>
+          <w:tcPr>
+            <w:tcW w:type="dxa" w:w="2880"/>
+          </w:tcPr>
+          <w:p>
+            <w:r>
+              <w:rPr>
+                <w:rFonts w:ascii="맑은 고딕" w:hAnsi="맑은 고딕"/>
+                <w:b w:val="0"/>
+                <w:sz w:val="18"/>
+              </w:rPr>
+              <w:t>선택화면 설계</w:t>
+            </w:r>
+          </w:p>
+        </w:tc>
+        <w:tc>
+          <w:tcPr>
+            <w:tcW w:type="dxa" w:w="2880"/>
+          </w:tcPr>
+          <w:p>
+            <w:r>
+              <w:rPr>
+                <w:rFonts w:ascii="맑은 고딕" w:hAnsi="맑은 고딕"/>
+                <w:b w:val="0"/>
+                <w:sz w:val="18"/>
+              </w:rPr>
+              <w:t>항목·기본값·검증 규칙 결정</w:t>
+            </w:r>
+          </w:p>
+        </w:tc>
+        <w:tc>
+          <w:tcPr>
+            <w:tcW w:type="dxa" w:w="2880"/>
+          </w:tcPr>
+          <w:p>
+            <w:r>
+              <w:rPr>
+                <w:rFonts w:ascii="맑은 고딕" w:hAnsi="맑은 고딕"/>
+                <w:b w:val="0"/>
+                <w:sz w:val="18"/>
+              </w:rPr>
+              <w:t>AI가 4개 항목 + 검증 3종 제안</w:t>
+            </w:r>
+          </w:p>
+        </w:tc>
+      </w:tr>
+      <w:tr>
+        <w:tc>
+          <w:tcPr>
+            <w:tcW w:type="dxa" w:w="2880"/>
+          </w:tcPr>
+          <w:p>
+            <w:r>
+              <w:rPr>
+                <w:rFonts w:ascii="맑은 고딕" w:hAnsi="맑은 고딕"/>
+                <w:b w:val="0"/>
+                <w:sz w:val="18"/>
+              </w:rPr>
+              <w:t>코드 작성</w:t>
+            </w:r>
+          </w:p>
+        </w:tc>
+        <w:tc>
+          <w:tcPr>
+            <w:tcW w:type="dxa" w:w="2880"/>
+          </w:tcPr>
+          <w:p>
+            <w:r>
+              <w:rPr>
+                <w:rFonts w:ascii="맑은 고딕" w:hAnsi="맑은 고딕"/>
+                <w:b w:val="0"/>
+                <w:sz w:val="18"/>
+              </w:rPr>
+              <w:t>ABAP 전량 타이핑</w:t>
+            </w:r>
+          </w:p>
+        </w:tc>
+        <w:tc>
+          <w:tcPr>
+            <w:tcW w:type="dxa" w:w="2880"/>
+          </w:tcPr>
+          <w:p>
+            <w:r>
+              <w:rPr>
+                <w:rFonts w:ascii="맑은 고딕" w:hAnsi="맑은 고딕"/>
+                <w:b w:val="0"/>
+                <w:sz w:val="18"/>
+              </w:rPr>
+              <w:t xml:space="preserve">AI가 </w:t>
+            </w:r>
+            <w:r>
+              <w:rPr>
+                <w:rFonts w:ascii="맑은 고딕" w:hAnsi="맑은 고딕"/>
+                <w:b/>
+                <w:sz w:val="18"/>
+              </w:rPr>
+              <w:t>156줄</w:t>
+            </w:r>
+            <w:r>
+              <w:rPr>
+                <w:rFonts w:ascii="맑은 고딕" w:hAnsi="맑은 고딕"/>
+                <w:b w:val="0"/>
+                <w:sz w:val="18"/>
+              </w:rPr>
+              <w:t xml:space="preserve"> 생성(실효 122줄)</w:t>
+            </w:r>
+          </w:p>
+        </w:tc>
+      </w:tr>
+      <w:tr>
+        <w:tc>
+          <w:tcPr>
+            <w:tcW w:type="dxa" w:w="2880"/>
+          </w:tcPr>
+          <w:p>
+            <w:r>
+              <w:rPr>
+                <w:rFonts w:ascii="맑은 고딕" w:hAnsi="맑은 고딕"/>
+                <w:b w:val="0"/>
+                <w:sz w:val="18"/>
+              </w:rPr>
+              <w:t>테스트 설계</w:t>
+            </w:r>
+          </w:p>
+        </w:tc>
+        <w:tc>
+          <w:tcPr>
+            <w:tcW w:type="dxa" w:w="2880"/>
+          </w:tcPr>
+          <w:p>
+            <w:r>
+              <w:rPr>
+                <w:rFonts w:ascii="맑은 고딕" w:hAnsi="맑은 고딕"/>
+                <w:b w:val="0"/>
+                <w:sz w:val="18"/>
+              </w:rPr>
+              <w:t>케이스·테스트값 작성</w:t>
+            </w:r>
+          </w:p>
+        </w:tc>
+        <w:tc>
+          <w:tcPr>
+            <w:tcW w:type="dxa" w:w="2880"/>
+          </w:tcPr>
+          <w:p>
+            <w:r>
+              <w:rPr>
+                <w:rFonts w:ascii="맑은 고딕" w:hAnsi="맑은 고딕"/>
+                <w:b w:val="0"/>
+                <w:sz w:val="18"/>
+              </w:rPr>
+              <w:t>AI가 T1~T3 케이스·값 작성</w:t>
+            </w:r>
+          </w:p>
+        </w:tc>
+      </w:tr>
+      <w:tr>
+        <w:tc>
+          <w:tcPr>
+            <w:tcW w:type="dxa" w:w="2880"/>
+          </w:tcPr>
+          <w:p>
+            <w:r>
+              <w:rPr>
+                <w:rFonts w:ascii="맑은 고딕" w:hAnsi="맑은 고딕"/>
+                <w:b w:val="0"/>
+                <w:sz w:val="18"/>
+              </w:rPr>
+              <w:t>운영 이관</w:t>
+            </w:r>
+          </w:p>
+        </w:tc>
+        <w:tc>
+          <w:tcPr>
+            <w:tcW w:type="dxa" w:w="2880"/>
+          </w:tcPr>
+          <w:p>
+            <w:r>
+              <w:rPr>
+                <w:rFonts w:ascii="맑은 고딕" w:hAnsi="맑은 고딕"/>
+                <w:b w:val="0"/>
+                <w:sz w:val="18"/>
+              </w:rPr>
+              <w:t>권한 객체 조사, TR·잡 판단</w:t>
+            </w:r>
+          </w:p>
+        </w:tc>
+        <w:tc>
+          <w:tcPr>
+            <w:tcW w:type="dxa" w:w="2880"/>
+          </w:tcPr>
+          <w:p>
+            <w:r>
+              <w:rPr>
+                <w:rFonts w:ascii="맑은 고딕" w:hAnsi="맑은 고딕"/>
+                <w:b w:val="0"/>
+                <w:sz w:val="18"/>
+              </w:rPr>
+              <w:t>AI가 권한 목록·TR 초안·잡 판정 작성</w:t>
+            </w:r>
+          </w:p>
+        </w:tc>
+      </w:tr>
+    </w:tbl>
+    <w:p>
+      <w:r>
+        <w:rPr>
+          <w:rFonts w:ascii="맑은 고딕" w:hAnsi="맑은 고딕"/>
+          <w:b w:val="0"/>
+          <w:sz w:val="20"/>
+        </w:rPr>
+        <w:t xml:space="preserve">담당자에게 남는 일은 </w:t>
+      </w:r>
+      <w:r>
+        <w:rPr>
+          <w:rFonts w:ascii="맑은 고딕" w:hAnsi="맑은 고딕"/>
+          <w:b/>
+          <w:sz w:val="20"/>
+        </w:rPr>
+        <w:t>확인·승인·SAP 조작(복붙·활성화·실행)</w:t>
+      </w:r>
+      <w:r>
+        <w:rPr>
+          <w:rFonts w:ascii="맑은 고딕" w:hAnsi="맑은 고딕"/>
+          <w:b w:val="0"/>
+          <w:sz w:val="20"/>
+        </w:rPr>
+        <w:t xml:space="preserve"> 입니다. 판단은 사람이 하고 작성은 AI가 하는 분담입니다.</w:t>
+      </w:r>
+    </w:p>
+    <w:p>
+      <w:pPr>
+        <w:pStyle w:val="Heading3"/>
+      </w:pPr>
+      <w:r>
+        <w:rPr>
+          <w:rFonts w:ascii="맑은 고딕" w:hAnsi="맑은 고딕"/>
+          <w:color w:val="1F4E79"/>
+          <w:sz w:val="24"/>
+        </w:rPr>
+        <w:t>2.2 수행 주체·빈도·소요 시간</w:t>
+      </w:r>
+    </w:p>
+    <w:p>
+      <w:r>
+        <w:rPr>
+          <w:rFonts w:ascii="맑은 고딕" w:hAnsi="맑은 고딕"/>
+          <w:b w:val="0"/>
+          <w:sz w:val="20"/>
+        </w:rPr>
+        <w:t xml:space="preserve">아래 표는 담당자가 실측값을 채우는 영역입니다. </w:t>
+      </w:r>
+      <w:r>
+        <w:rPr>
+          <w:rFonts w:ascii="맑은 고딕" w:hAnsi="맑은 고딕"/>
+          <w:b/>
+          <w:sz w:val="20"/>
+        </w:rPr>
+        <w:t>AI 미활용 기준으로 측정</w:t>
+      </w:r>
+      <w:r>
+        <w:rPr>
+          <w:rFonts w:ascii="맑은 고딕" w:hAnsi="맑은 고딕"/>
+          <w:b w:val="0"/>
+          <w:sz w:val="20"/>
+        </w:rPr>
+        <w:t>하며, 산정 방법은 부록 B를 따릅니다.</w:t>
       </w:r>
     </w:p>
     <w:tbl>
@@ -1658,7 +3557,7 @@
           <w:color w:val="1F4E79"/>
           <w:sz w:val="24"/>
         </w:rPr>
-        <w:t>2.2 기존 흐름의 구조적 문제</w:t>
+        <w:t>2.3 기존 흐름의 구조적 문제</w:t>
       </w:r>
     </w:p>
     <w:p>
@@ -1816,7 +3715,7 @@
           <w:color w:val="1F4E79"/>
           <w:sz w:val="24"/>
         </w:rPr>
-        <w:t>2.3 실패 비용 구조</w:t>
+        <w:t>2.4 실패 비용 구조</w:t>
       </w:r>
     </w:p>
     <w:p>
@@ -2135,6 +4034,120 @@
           <w:sz w:val="30"/>
         </w:rPr>
         <w:t>3. 개선 방법 (To-Be)</w:t>
+      </w:r>
+    </w:p>
+    <w:p>
+      <w:pPr>
+        <w:pStyle w:val="Heading3"/>
+      </w:pPr>
+      <w:r>
+        <w:rPr>
+          <w:rFonts w:ascii="맑은 고딕" w:hAnsi="맑은 고딕"/>
+          <w:color w:val="1F4E79"/>
+          <w:sz w:val="24"/>
+        </w:rPr>
+        <w:t>3.0 개선 구조 — 두 단계</w:t>
+      </w:r>
+    </w:p>
+    <w:p>
+      <w:r>
+        <w:rPr>
+          <w:rFonts w:ascii="맑은 고딕" w:hAnsi="맑은 고딕"/>
+          <w:b w:val="0"/>
+          <w:sz w:val="20"/>
+        </w:rPr>
+        <w:t xml:space="preserve">개선은 한 번에 이루어지지 않았습니다. </w:t>
+      </w:r>
+      <w:r>
+        <w:rPr>
+          <w:rFonts w:ascii="맑은 고딕" w:hAnsi="맑은 고딕"/>
+          <w:b/>
+          <w:sz w:val="20"/>
+        </w:rPr>
+        <w:t>AI를 도입하는 단계</w:t>
+      </w:r>
+      <w:r>
+        <w:rPr>
+          <w:rFonts w:ascii="맑은 고딕" w:hAnsi="맑은 고딕"/>
+          <w:b w:val="0"/>
+          <w:sz w:val="20"/>
+        </w:rPr>
+        <w:t xml:space="preserve">와, </w:t>
+      </w:r>
+      <w:r>
+        <w:rPr>
+          <w:rFonts w:ascii="맑은 고딕" w:hAnsi="맑은 고딕"/>
+          <w:b/>
+          <w:sz w:val="20"/>
+        </w:rPr>
+        <w:t>그 AI에 방향을 주는 단계</w:t>
+      </w:r>
+      <w:r>
+        <w:rPr>
+          <w:rFonts w:ascii="맑은 고딕" w:hAnsi="맑은 고딕"/>
+          <w:b w:val="0"/>
+          <w:sz w:val="20"/>
+        </w:rPr>
+        <w:t>가 순서대로 있었습니다.</w:t>
+      </w:r>
+    </w:p>
+    <w:p>
+      <w:pPr>
+        <w:ind w:left="216"/>
+      </w:pPr>
+      <w:r>
+        <w:rPr>
+          <w:rFonts w:ascii="Consolas" w:hAnsi="Consolas"/>
+          <w:sz w:val="16"/>
+        </w:rPr>
+        <w:t>[1단계] AI 도입</w:t>
+        <w:br/>
+        <w:t xml:space="preserve">   수작업 전량 → AI가 설계 초안·코드·테스트·이관 문서를 생성</w:t>
+        <w:br/>
+        <w:t xml:space="preserve">   → 담당자는 확인·승인·SAP 조작만 수행</w:t>
+        <w:br/>
+        <w:t xml:space="preserve">   → 효율은 올랐으나, SAP 특수 제약(§1.2)으로 활성화 실패·환각 위험이 남음</w:t>
+        <w:br/>
+        <w:br/>
+        <w:t>[2단계] 저장소로 방향·가이드 제공          ← 본 저장소의 역할</w:t>
+        <w:br/>
+        <w:t xml:space="preserve">   요구사항: 37문항 인터뷰로 강제 확정 (Gate U/D/D-2/F)</w:t>
+        <w:br/>
+        <w:t xml:space="preserve">   사실관계: DDIC 확정값만 사용, 모르면 [확인필요]로 되돌림 (Gate 1)</w:t>
+        <w:br/>
+        <w:t xml:space="preserve">   출력형식: 복붙 계약으로 생략 없는 완전 소스 고정</w:t>
+        <w:br/>
+        <w:t xml:space="preserve">   품질검증: 17규칙 기계 점검으로 코드 제시 전 차단 (Gate 3)</w:t>
+        <w:br/>
+        <w:t xml:space="preserve">   경험축적: 발생 오류를 패턴→규칙→골격으로 승격 (Gate 4)</w:t>
+        <w:br/>
+        <w:t xml:space="preserve">   → AI 산출물이 "한 번에 활성화되는 코드"에 수렴</w:t>
+      </w:r>
+    </w:p>
+    <w:p>
+      <w:r>
+        <w:rPr>
+          <w:rFonts w:ascii="맑은 고딕" w:hAnsi="맑은 고딕"/>
+          <w:b w:val="0"/>
+          <w:sz w:val="20"/>
+        </w:rPr>
+        <w:t xml:space="preserve">저장소는 그 자체가 목적이 아니라 </w:t>
+      </w:r>
+      <w:r>
+        <w:rPr>
+          <w:rFonts w:ascii="맑은 고딕" w:hAnsi="맑은 고딕"/>
+          <w:b/>
+          <w:sz w:val="20"/>
+        </w:rPr>
+        <w:t>AI의 출력 품질과 요구사항 반영도를 끌어올리는 수단</w:t>
+      </w:r>
+      <w:r>
+        <w:rPr>
+          <w:rFonts w:ascii="맑은 고딕" w:hAnsi="맑은 고딕"/>
+          <w:b w:val="0"/>
+          <w:sz w:val="20"/>
+        </w:rPr>
+        <w:t>입니다. 담당자는 Cursor로 저장소를 열고 요청만 하면 되며, 규칙은 자동 적용됩니다.</w:t>
       </w:r>
     </w:p>
     <w:p>
@@ -3614,7 +5627,7 @@
           <w:color w:val="1F4E79"/>
           <w:sz w:val="24"/>
         </w:rPr>
-        <w:t>4.1 검증된 정량 효과 (저장소 재현 가능)</w:t>
+        <w:t>4.1 주효과 — AI 활용의 정량 효과 (① AI 미활용 → ② AI 활용)</w:t>
       </w:r>
     </w:p>
     <w:p>
@@ -3624,7 +5637,23 @@
           <w:b w:val="0"/>
           <w:sz w:val="20"/>
         </w:rPr>
-        <w:t>아래는 추정이 아니라 저장소에서 명령으로 재현되는 실측값입니다 (재현 명령은 부록 D).</w:t>
+        <w:t xml:space="preserve">실전 1호 과제의 산출물을 기준으로, </w:t>
+      </w:r>
+      <w:r>
+        <w:rPr>
+          <w:rFonts w:ascii="맑은 고딕" w:hAnsi="맑은 고딕"/>
+          <w:b/>
+          <w:sz w:val="20"/>
+        </w:rPr>
+        <w:t>담당자가 직접 작성하지 않게 된 분량</w:t>
+      </w:r>
+      <w:r>
+        <w:rPr>
+          <w:rFonts w:ascii="맑은 고딕" w:hAnsi="맑은 고딕"/>
+          <w:b w:val="0"/>
+          <w:sz w:val="20"/>
+        </w:rPr>
+        <w:t>을 집계했습니다. 모든 수치는 세션 폴더에서 확인되는 실측값입니다.</w:t>
       </w:r>
     </w:p>
     <w:tbl>
@@ -3667,7 +5696,7 @@
                 <w:b/>
                 <w:sz w:val="18"/>
               </w:rPr>
-              <w:t>As-Is</w:t>
+              <w:t>① AI 미활용</w:t>
             </w:r>
           </w:p>
         </w:tc>
@@ -3682,7 +5711,7 @@
                 <w:b/>
                 <w:sz w:val="18"/>
               </w:rPr>
-              <w:t>To-Be</w:t>
+              <w:t>② AI 활용</w:t>
             </w:r>
           </w:p>
         </w:tc>
@@ -3714,7 +5743,7 @@
                 <w:b w:val="0"/>
                 <w:sz w:val="18"/>
               </w:rPr>
-              <w:t>코드 품질 점검 방식</w:t>
+              <w:t>착수 조건</w:t>
             </w:r>
           </w:p>
         </w:tc>
@@ -3729,7 +5758,7 @@
                 <w:b w:val="0"/>
                 <w:sz w:val="18"/>
               </w:rPr>
-              <w:t>수동 체크리스트 8항목 대조</w:t>
+              <w:t>대상 테이블을 알아야 착수 가능</w:t>
             </w:r>
           </w:p>
         </w:tc>
@@ -3744,7 +5773,24 @@
                 <w:b w:val="0"/>
                 <w:sz w:val="18"/>
               </w:rPr>
-              <w:t>명령 1회 자동 점검 17규칙</w:t>
+              <w:t xml:space="preserve">테이블 </w:t>
+            </w:r>
+            <w:r>
+              <w:rPr>
+                <w:rFonts w:ascii="Consolas" w:hAnsi="Consolas"/>
+                <w:b w:val="0"/>
+                <w:color w:val="8B2452"/>
+                <w:sz w:val="18"/>
+              </w:rPr>
+              <w:t>[모름]</w:t>
+            </w:r>
+            <w:r>
+              <w:rPr>
+                <w:rFonts w:ascii="맑은 고딕" w:hAnsi="맑은 고딕"/>
+                <w:b w:val="0"/>
+                <w:sz w:val="18"/>
+              </w:rPr>
+              <w:t xml:space="preserve"> 상태에서 착수</w:t>
             </w:r>
           </w:p>
         </w:tc>
@@ -3759,15 +5805,7 @@
                 <w:b w:val="0"/>
                 <w:sz w:val="18"/>
               </w:rPr>
-              <w:t xml:space="preserve">점검 항목 2.1배, 소요 </w:t>
-            </w:r>
-            <w:r>
-              <w:rPr>
-                <w:rFonts w:ascii="맑은 고딕" w:hAnsi="맑은 고딕"/>
-                <w:b/>
-                <w:sz w:val="18"/>
-              </w:rPr>
-              <w:t>0.04초</w:t>
+              <w:t>사전 조사 단계 제거</w:t>
             </w:r>
           </w:p>
         </w:tc>
@@ -3784,7 +5822,7 @@
                 <w:b w:val="0"/>
                 <w:sz w:val="18"/>
               </w:rPr>
-              <w:t>점검 누락 가능성</w:t>
+              <w:t>테이블 선정</w:t>
             </w:r>
           </w:p>
         </w:tc>
@@ -3799,7 +5837,7 @@
                 <w:b w:val="0"/>
                 <w:sz w:val="18"/>
               </w:rPr>
-              <w:t>담당자 기억·집중도 의존</w:t>
+              <w:t>SE11·업무 문서 직접 탐색</w:t>
             </w:r>
           </w:p>
         </w:tc>
@@ -3814,7 +5852,23 @@
                 <w:b w:val="0"/>
                 <w:sz w:val="18"/>
               </w:rPr>
-              <w:t>종료코드로 강제(오류 시 비통과)</w:t>
+              <w:t xml:space="preserve">AI가 후보 </w:t>
+            </w:r>
+            <w:r>
+              <w:rPr>
+                <w:rFonts w:ascii="맑은 고딕" w:hAnsi="맑은 고딕"/>
+                <w:b/>
+                <w:sz w:val="18"/>
+              </w:rPr>
+              <w:t>6개</w:t>
+            </w:r>
+            <w:r>
+              <w:rPr>
+                <w:rFonts w:ascii="맑은 고딕" w:hAnsi="맑은 고딕"/>
+                <w:b w:val="0"/>
+                <w:sz w:val="18"/>
+              </w:rPr>
+              <w:t xml:space="preserve"> 제안 → 확인</w:t>
             </w:r>
           </w:p>
         </w:tc>
@@ -3829,7 +5883,7 @@
                 <w:b w:val="0"/>
                 <w:sz w:val="18"/>
               </w:rPr>
-              <w:t>누락 구조적 차단</w:t>
+              <w:t>탐색을 검증으로 전환</w:t>
             </w:r>
           </w:p>
         </w:tc>
@@ -3846,7 +5900,7 @@
                 <w:b w:val="0"/>
                 <w:sz w:val="18"/>
               </w:rPr>
-              <w:t>잠복 결함 발견</w:t>
+              <w:t>ABAP 소스 작성</w:t>
             </w:r>
           </w:p>
         </w:tc>
@@ -3858,10 +5912,18 @@
             <w:r>
               <w:rPr>
                 <w:rFonts w:ascii="맑은 고딕" w:hAnsi="맑은 고딕"/>
-                <w:b w:val="0"/>
-                <w:sz w:val="18"/>
-              </w:rPr>
-              <w:t>—</w:t>
+                <w:b/>
+                <w:sz w:val="18"/>
+              </w:rPr>
+              <w:t>156줄</w:t>
+            </w:r>
+            <w:r>
+              <w:rPr>
+                <w:rFonts w:ascii="맑은 고딕" w:hAnsi="맑은 고딕"/>
+                <w:b w:val="0"/>
+                <w:sz w:val="18"/>
+              </w:rPr>
+              <w:t xml:space="preserve"> 전량 수작업</w:t>
             </w:r>
           </w:p>
         </w:tc>
@@ -3876,7 +5938,7 @@
                 <w:b w:val="0"/>
                 <w:sz w:val="18"/>
               </w:rPr>
-              <w:t>기준 샘플에서 1건 발견·수정</w:t>
+              <w:t>AI 생성 (실효 122줄)</w:t>
             </w:r>
           </w:p>
         </w:tc>
@@ -3891,7 +5953,7 @@
                 <w:b w:val="0"/>
                 <w:sz w:val="18"/>
               </w:rPr>
-              <w:t>도입 즉시 실결함 검출</w:t>
+              <w:t>타이핑·설계 작업 이전</w:t>
             </w:r>
           </w:p>
         </w:tc>
@@ -3908,7 +5970,7 @@
                 <w:b w:val="0"/>
                 <w:sz w:val="18"/>
               </w:rPr>
-              <w:t>현재 ABAP 산출물 품질</w:t>
+              <w:t>선택화면 설계</w:t>
             </w:r>
           </w:p>
         </w:tc>
@@ -3923,7 +5985,7 @@
                 <w:b w:val="0"/>
                 <w:sz w:val="18"/>
               </w:rPr>
-              <w:t>—</w:t>
+              <w:t>항목·검증 규칙 직접 결정</w:t>
             </w:r>
           </w:p>
         </w:tc>
@@ -3938,7 +6000,7 @@
                 <w:b w:val="0"/>
                 <w:sz w:val="18"/>
               </w:rPr>
-              <w:t>6개 파일 오류 0건</w:t>
+              <w:t>AI가 항목 4개 + 검증 3종 제안</w:t>
             </w:r>
           </w:p>
         </w:tc>
@@ -3953,7 +6015,7 @@
                 <w:b w:val="0"/>
                 <w:sz w:val="18"/>
               </w:rPr>
-              <w:t>CI로 상시 유지</w:t>
+              <w:t>설계 초안 자동화</w:t>
             </w:r>
           </w:p>
         </w:tc>
@@ -3970,7 +6032,7 @@
                 <w:b w:val="0"/>
                 <w:sz w:val="18"/>
               </w:rPr>
-              <w:t>재발 방지 자산</w:t>
+              <w:t>테스트 설계</w:t>
             </w:r>
           </w:p>
         </w:tc>
@@ -3985,7 +6047,7 @@
                 <w:b w:val="0"/>
                 <w:sz w:val="18"/>
               </w:rPr>
-              <w:t>담당자 개인 경험</w:t>
+              <w:t>케이스·테스트값 직접 작성</w:t>
             </w:r>
           </w:p>
         </w:tc>
@@ -4000,7 +6062,7 @@
                 <w:b w:val="0"/>
                 <w:sz w:val="18"/>
               </w:rPr>
-              <w:t>패턴 10건 + 규칙 17건 + 골격 3종</w:t>
+              <w:t>AI가 T1~T3 작성</w:t>
             </w:r>
           </w:p>
         </w:tc>
@@ -4015,7 +6077,7 @@
                 <w:b w:val="0"/>
                 <w:sz w:val="18"/>
               </w:rPr>
-              <w:t>조직 자산화</w:t>
+              <w:t>검증 설계 자동화</w:t>
             </w:r>
           </w:p>
         </w:tc>
@@ -4032,7 +6094,7 @@
                 <w:b w:val="0"/>
                 <w:sz w:val="18"/>
               </w:rPr>
-              <w:t>코드 작성 출발점</w:t>
+              <w:t>운영 이관 문서</w:t>
             </w:r>
           </w:p>
         </w:tc>
@@ -4047,7 +6109,7 @@
                 <w:b w:val="0"/>
                 <w:sz w:val="18"/>
               </w:rPr>
-              <w:t>빈 화면</w:t>
+              <w:t>권한 조사·TR·잡 판단 직접</w:t>
             </w:r>
           </w:p>
         </w:tc>
@@ -4062,7 +6124,7 @@
                 <w:b w:val="0"/>
                 <w:sz w:val="18"/>
               </w:rPr>
-              <w:t>골격 3종(패턴 선반영)</w:t>
+              <w:t>AI가 권한 목록·TR 초안·판정 작성</w:t>
             </w:r>
           </w:p>
         </w:tc>
@@ -4077,7 +6139,7 @@
                 <w:b w:val="0"/>
                 <w:sz w:val="18"/>
               </w:rPr>
-              <w:t>기본 품질 보장 상태에서 시작</w:t>
+              <w:t>이관 준비 자동화</w:t>
             </w:r>
           </w:p>
         </w:tc>
@@ -4094,7 +6156,7 @@
                 <w:b w:val="0"/>
                 <w:sz w:val="18"/>
               </w:rPr>
-              <w:t>요구사항 확인 시점</w:t>
+              <w:t>세션 문서화</w:t>
             </w:r>
           </w:p>
         </w:tc>
@@ -4109,7 +6171,7 @@
                 <w:b w:val="0"/>
                 <w:sz w:val="18"/>
               </w:rPr>
-              <w:t>코드 완성 후</w:t>
+              <w:t>별도 작성 필요(또는 미작성)</w:t>
             </w:r>
           </w:p>
         </w:tc>
@@ -4124,7 +6186,23 @@
                 <w:b w:val="0"/>
                 <w:sz w:val="18"/>
               </w:rPr>
-              <w:t>화면·필드 단계(Gate D/F)</w:t>
+              <w:t xml:space="preserve">설계~검증 기록 </w:t>
+            </w:r>
+            <w:r>
+              <w:rPr>
+                <w:rFonts w:ascii="맑은 고딕" w:hAnsi="맑은 고딕"/>
+                <w:b/>
+                <w:sz w:val="18"/>
+              </w:rPr>
+              <w:t>76줄</w:t>
+            </w:r>
+            <w:r>
+              <w:rPr>
+                <w:rFonts w:ascii="맑은 고딕" w:hAnsi="맑은 고딕"/>
+                <w:b w:val="0"/>
+                <w:sz w:val="18"/>
+              </w:rPr>
+              <w:t xml:space="preserve"> 자동 축적</w:t>
             </w:r>
           </w:p>
         </w:tc>
@@ -4139,7 +6217,139 @@
                 <w:b w:val="0"/>
                 <w:sz w:val="18"/>
               </w:rPr>
-              <w:t>재작업 범위 축소</w:t>
+              <w:t>인수인계 자료 부수 획득</w:t>
+            </w:r>
+          </w:p>
+        </w:tc>
+      </w:tr>
+      <w:tr>
+        <w:tc>
+          <w:tcPr>
+            <w:tcW w:type="dxa" w:w="2160"/>
+          </w:tcPr>
+          <w:p>
+            <w:r>
+              <w:rPr>
+                <w:rFonts w:ascii="맑은 고딕" w:hAnsi="맑은 고딕"/>
+                <w:b w:val="0"/>
+                <w:sz w:val="18"/>
+              </w:rPr>
+              <w:t>활성화 품질</w:t>
+            </w:r>
+          </w:p>
+        </w:tc>
+        <w:tc>
+          <w:tcPr>
+            <w:tcW w:type="dxa" w:w="2160"/>
+          </w:tcPr>
+          <w:p>
+            <w:r>
+              <w:rPr>
+                <w:rFonts w:ascii="맑은 고딕" w:hAnsi="맑은 고딕"/>
+                <w:b w:val="0"/>
+                <w:sz w:val="18"/>
+              </w:rPr>
+              <w:t>—</w:t>
+            </w:r>
+          </w:p>
+        </w:tc>
+        <w:tc>
+          <w:tcPr>
+            <w:tcW w:type="dxa" w:w="2160"/>
+          </w:tcPr>
+          <w:p>
+            <w:r>
+              <w:rPr>
+                <w:rFonts w:ascii="맑은 고딕" w:hAnsi="맑은 고딕"/>
+                <w:b w:val="0"/>
+                <w:sz w:val="18"/>
+              </w:rPr>
+              <w:t xml:space="preserve">실효 122줄 중 Syntax 오류 </w:t>
+            </w:r>
+            <w:r>
+              <w:rPr>
+                <w:rFonts w:ascii="맑은 고딕" w:hAnsi="맑은 고딕"/>
+                <w:b/>
+                <w:sz w:val="18"/>
+              </w:rPr>
+              <w:t>1건</w:t>
+            </w:r>
+          </w:p>
+        </w:tc>
+        <w:tc>
+          <w:tcPr>
+            <w:tcW w:type="dxa" w:w="2160"/>
+          </w:tcPr>
+          <w:p>
+            <w:r>
+              <w:rPr>
+                <w:rFonts w:ascii="맑은 고딕" w:hAnsi="맑은 고딕"/>
+                <w:b w:val="0"/>
+                <w:sz w:val="18"/>
+              </w:rPr>
+              <w:t>1회 수정으로 활성화 완료</w:t>
+            </w:r>
+          </w:p>
+        </w:tc>
+      </w:tr>
+      <w:tr>
+        <w:tc>
+          <w:tcPr>
+            <w:tcW w:type="dxa" w:w="2160"/>
+          </w:tcPr>
+          <w:p>
+            <w:r>
+              <w:rPr>
+                <w:rFonts w:ascii="맑은 고딕" w:hAnsi="맑은 고딕"/>
+                <w:b w:val="0"/>
+                <w:sz w:val="18"/>
+              </w:rPr>
+              <w:t>1건 소요 공수</w:t>
+            </w:r>
+          </w:p>
+        </w:tc>
+        <w:tc>
+          <w:tcPr>
+            <w:tcW w:type="dxa" w:w="2160"/>
+          </w:tcPr>
+          <w:p>
+            <w:r>
+              <w:rPr>
+                <w:rFonts w:ascii="맑은 고딕" w:hAnsi="맑은 고딕"/>
+                <w:b/>
+                <w:sz w:val="18"/>
+              </w:rPr>
+              <w:t>[실측 기입]</w:t>
+            </w:r>
+          </w:p>
+        </w:tc>
+        <w:tc>
+          <w:tcPr>
+            <w:tcW w:type="dxa" w:w="2160"/>
+          </w:tcPr>
+          <w:p>
+            <w:r>
+              <w:rPr>
+                <w:rFonts w:ascii="맑은 고딕" w:hAnsi="맑은 고딕"/>
+                <w:b/>
+                <w:sz w:val="18"/>
+              </w:rPr>
+              <w:t>[실측 기입]</w:t>
+            </w:r>
+          </w:p>
+        </w:tc>
+        <w:tc>
+          <w:tcPr>
+            <w:tcW w:type="dxa" w:w="2160"/>
+          </w:tcPr>
+          <w:p>
+            <w:r>
+              <w:rPr>
+                <w:rFonts w:ascii="맑은 고딕" w:hAnsi="맑은 고딕"/>
+                <w:b w:val="0"/>
+                <w:sz w:val="18"/>
+              </w:rPr>
+              <w:t>계산식은 §4.4</w:t>
             </w:r>
           </w:p>
         </w:tc>
@@ -4152,7 +6362,7 @@
           <w:b w:val="0"/>
           <w:sz w:val="20"/>
         </w:rPr>
-        <w:t xml:space="preserve">특히 </w:t>
+        <w:t xml:space="preserve">핵심은 분량이 아니라 </w:t>
       </w:r>
       <w:r>
         <w:rPr>
@@ -4160,7 +6370,7 @@
           <w:b/>
           <w:sz w:val="20"/>
         </w:rPr>
-        <w:t>"기준 샘플에서 1건 발견"</w:t>
+        <w:t>착수 가능성</w:t>
       </w:r>
       <w:r>
         <w:rPr>
@@ -4168,7 +6378,7 @@
           <w:b w:val="0"/>
           <w:sz w:val="20"/>
         </w:rPr>
-        <w:t xml:space="preserve"> 은 자동화의 가치를 그대로 보여 준 사례입니다. 출력 형식의 기준으로 쓰이던 예제 코드 자체에 </w:t>
+        <w:t xml:space="preserve">입니다. 담당자는 테이블·사용빈도·권한을 모두 </w:t>
       </w:r>
       <w:r>
         <w:rPr>
@@ -4177,7 +6387,7 @@
           <w:color w:val="8B2452"/>
           <w:sz w:val="20"/>
         </w:rPr>
-        <w:t>TABLES</w:t>
+        <w:t>[모름]</w:t>
       </w:r>
       <w:r>
         <w:rPr>
@@ -4185,7 +6395,49 @@
           <w:b w:val="0"/>
           <w:sz w:val="20"/>
         </w:rPr>
-        <w:t xml:space="preserve"> 선언 누락(ERR-006)이 잠복해 있었고, 사람은 수개월간 알지 못했으나 점검기 도입 즉시 검출되었습니다. 기준 샘플의 결함은 그것을 참고한 모든 후속 코드로 전파되므로, 발견 시점이 이를수록 회피 비용이 큽니다.</w:t>
+        <w:t xml:space="preserve">으로 답한 상태에서 시작해 운영 이관까지 완료했습니다. AI 미활용 방식에서는 조사 단계를 끝내야 코딩에 진입할 수 있으므로, 이 과제는 </w:t>
+      </w:r>
+      <w:r>
+        <w:rPr>
+          <w:rFonts w:ascii="맑은 고딕" w:hAnsi="맑은 고딕"/>
+          <w:b/>
+          <w:sz w:val="20"/>
+        </w:rPr>
+        <w:t>AI 없이는 같은 기간에 완료되기 어려웠던 건</w:t>
+      </w:r>
+      <w:r>
+        <w:rPr>
+          <w:rFonts w:ascii="맑은 고딕" w:hAnsi="맑은 고딕"/>
+          <w:b w:val="0"/>
+          <w:sz w:val="20"/>
+        </w:rPr>
+        <w:t>입니다.</w:t>
+      </w:r>
+    </w:p>
+    <w:p>
+      <w:r>
+        <w:rPr>
+          <w:rFonts w:ascii="맑은 고딕" w:hAnsi="맑은 고딕"/>
+          <w:b w:val="0"/>
+          <w:sz w:val="20"/>
+        </w:rPr>
+        <w:t xml:space="preserve">또한 활성화 오류가 실효 122줄 중 1건이었다는 점은, AI 생성 코드가 </w:t>
+      </w:r>
+      <w:r>
+        <w:rPr>
+          <w:rFonts w:ascii="맑은 고딕" w:hAnsi="맑은 고딕"/>
+          <w:b/>
+          <w:sz w:val="20"/>
+        </w:rPr>
+        <w:t>수정 왕복 없이 거의 바로 쓸 수 있는 수준</w:t>
+      </w:r>
+      <w:r>
+        <w:rPr>
+          <w:rFonts w:ascii="맑은 고딕" w:hAnsi="맑은 고딕"/>
+          <w:b w:val="0"/>
+          <w:sz w:val="20"/>
+        </w:rPr>
+        <w:t>이었음을 보여 줍니다.</w:t>
       </w:r>
     </w:p>
     <w:p>
@@ -4812,7 +7064,1132 @@
           <w:color w:val="1F4E79"/>
           <w:sz w:val="24"/>
         </w:rPr>
-        <w:t>4.3 시간·비용 절감 측정</w:t>
+        <w:t>4.3 부가효과 — 저장소 가이드의 정량 효과 (② AI 단독 → ③ AI + 가이드)</w:t>
+      </w:r>
+    </w:p>
+    <w:p>
+      <w:r>
+        <w:rPr>
+          <w:rFonts w:ascii="맑은 고딕" w:hAnsi="맑은 고딕"/>
+          <w:b w:val="0"/>
+          <w:sz w:val="20"/>
+        </w:rPr>
+        <w:t>AI를 그냥 쓰는 것과, 저장소로 방향을 주고 쓰는 것의 차이입니다. 아래는 저장소에서 명령으로 재현되는 실측값입니다 (재현 명령은 부록 D).</w:t>
+      </w:r>
+    </w:p>
+    <w:tbl>
+      <w:tblPr>
+        <w:tblStyle w:val="LightGrid-Accent1"/>
+        <w:tblW w:type="auto" w:w="0"/>
+        <w:jc w:val="center"/>
+        <w:tblLook w:firstColumn="1" w:firstRow="1" w:lastColumn="0" w:lastRow="0" w:noHBand="0" w:noVBand="1" w:val="04A0"/>
+      </w:tblPr>
+      <w:tblGrid>
+        <w:gridCol w:w="2160"/>
+        <w:gridCol w:w="2160"/>
+        <w:gridCol w:w="2160"/>
+        <w:gridCol w:w="2160"/>
+      </w:tblGrid>
+      <w:tr>
+        <w:tc>
+          <w:tcPr>
+            <w:tcW w:type="dxa" w:w="2160"/>
+          </w:tcPr>
+          <w:p>
+            <w:r>
+              <w:rPr>
+                <w:rFonts w:ascii="맑은 고딕" w:hAnsi="맑은 고딕"/>
+                <w:b/>
+                <w:sz w:val="18"/>
+              </w:rPr>
+              <w:t>지표</w:t>
+            </w:r>
+          </w:p>
+        </w:tc>
+        <w:tc>
+          <w:tcPr>
+            <w:tcW w:type="dxa" w:w="2160"/>
+          </w:tcPr>
+          <w:p>
+            <w:r>
+              <w:rPr>
+                <w:rFonts w:ascii="맑은 고딕" w:hAnsi="맑은 고딕"/>
+                <w:b/>
+                <w:sz w:val="18"/>
+              </w:rPr>
+              <w:t>② AI 단독</w:t>
+            </w:r>
+          </w:p>
+        </w:tc>
+        <w:tc>
+          <w:tcPr>
+            <w:tcW w:type="dxa" w:w="2160"/>
+          </w:tcPr>
+          <w:p>
+            <w:r>
+              <w:rPr>
+                <w:rFonts w:ascii="맑은 고딕" w:hAnsi="맑은 고딕"/>
+                <w:b/>
+                <w:sz w:val="18"/>
+              </w:rPr>
+              <w:t>③ AI + 저장소 가이드</w:t>
+            </w:r>
+          </w:p>
+        </w:tc>
+        <w:tc>
+          <w:tcPr>
+            <w:tcW w:type="dxa" w:w="2160"/>
+          </w:tcPr>
+          <w:p>
+            <w:r>
+              <w:rPr>
+                <w:rFonts w:ascii="맑은 고딕" w:hAnsi="맑은 고딕"/>
+                <w:b/>
+                <w:sz w:val="18"/>
+              </w:rPr>
+              <w:t>효과</w:t>
+            </w:r>
+          </w:p>
+        </w:tc>
+      </w:tr>
+      <w:tr>
+        <w:tc>
+          <w:tcPr>
+            <w:tcW w:type="dxa" w:w="2160"/>
+          </w:tcPr>
+          <w:p>
+            <w:r>
+              <w:rPr>
+                <w:rFonts w:ascii="맑은 고딕" w:hAnsi="맑은 고딕"/>
+                <w:b w:val="0"/>
+                <w:sz w:val="18"/>
+              </w:rPr>
+              <w:t>코드 품질 검증</w:t>
+            </w:r>
+          </w:p>
+        </w:tc>
+        <w:tc>
+          <w:tcPr>
+            <w:tcW w:type="dxa" w:w="2160"/>
+          </w:tcPr>
+          <w:p>
+            <w:r>
+              <w:rPr>
+                <w:rFonts w:ascii="맑은 고딕" w:hAnsi="맑은 고딕"/>
+                <w:b w:val="0"/>
+                <w:sz w:val="18"/>
+              </w:rPr>
+              <w:t>담당자 눈 검토 (체크리스트 8항목)</w:t>
+            </w:r>
+          </w:p>
+        </w:tc>
+        <w:tc>
+          <w:tcPr>
+            <w:tcW w:type="dxa" w:w="2160"/>
+          </w:tcPr>
+          <w:p>
+            <w:r>
+              <w:rPr>
+                <w:rFonts w:ascii="맑은 고딕" w:hAnsi="맑은 고딕"/>
+                <w:b w:val="0"/>
+                <w:sz w:val="18"/>
+              </w:rPr>
+              <w:t>명령 1회 17규칙 기계 점검</w:t>
+            </w:r>
+          </w:p>
+        </w:tc>
+        <w:tc>
+          <w:tcPr>
+            <w:tcW w:type="dxa" w:w="2160"/>
+          </w:tcPr>
+          <w:p>
+            <w:r>
+              <w:rPr>
+                <w:rFonts w:ascii="맑은 고딕" w:hAnsi="맑은 고딕"/>
+                <w:b w:val="0"/>
+                <w:sz w:val="18"/>
+              </w:rPr>
+              <w:t xml:space="preserve">점검 항목 2.1배, 소요 </w:t>
+            </w:r>
+            <w:r>
+              <w:rPr>
+                <w:rFonts w:ascii="맑은 고딕" w:hAnsi="맑은 고딕"/>
+                <w:b/>
+                <w:sz w:val="18"/>
+              </w:rPr>
+              <w:t>0.04초</w:t>
+            </w:r>
+          </w:p>
+        </w:tc>
+      </w:tr>
+      <w:tr>
+        <w:tc>
+          <w:tcPr>
+            <w:tcW w:type="dxa" w:w="2160"/>
+          </w:tcPr>
+          <w:p>
+            <w:r>
+              <w:rPr>
+                <w:rFonts w:ascii="맑은 고딕" w:hAnsi="맑은 고딕"/>
+                <w:b w:val="0"/>
+                <w:sz w:val="18"/>
+              </w:rPr>
+              <w:t>검증 누락 가능성</w:t>
+            </w:r>
+          </w:p>
+        </w:tc>
+        <w:tc>
+          <w:tcPr>
+            <w:tcW w:type="dxa" w:w="2160"/>
+          </w:tcPr>
+          <w:p>
+            <w:r>
+              <w:rPr>
+                <w:rFonts w:ascii="맑은 고딕" w:hAnsi="맑은 고딕"/>
+                <w:b w:val="0"/>
+                <w:sz w:val="18"/>
+              </w:rPr>
+              <w:t>기억·집중도 의존</w:t>
+            </w:r>
+          </w:p>
+        </w:tc>
+        <w:tc>
+          <w:tcPr>
+            <w:tcW w:type="dxa" w:w="2160"/>
+          </w:tcPr>
+          <w:p>
+            <w:r>
+              <w:rPr>
+                <w:rFonts w:ascii="맑은 고딕" w:hAnsi="맑은 고딕"/>
+                <w:b w:val="0"/>
+                <w:sz w:val="18"/>
+              </w:rPr>
+              <w:t>종료코드로 강제(오류 시 비통과)</w:t>
+            </w:r>
+          </w:p>
+        </w:tc>
+        <w:tc>
+          <w:tcPr>
+            <w:tcW w:type="dxa" w:w="2160"/>
+          </w:tcPr>
+          <w:p>
+            <w:r>
+              <w:rPr>
+                <w:rFonts w:ascii="맑은 고딕" w:hAnsi="맑은 고딕"/>
+                <w:b w:val="0"/>
+                <w:sz w:val="18"/>
+              </w:rPr>
+              <w:t>누락 구조적 차단</w:t>
+            </w:r>
+          </w:p>
+        </w:tc>
+      </w:tr>
+      <w:tr>
+        <w:tc>
+          <w:tcPr>
+            <w:tcW w:type="dxa" w:w="2160"/>
+          </w:tcPr>
+          <w:p>
+            <w:r>
+              <w:rPr>
+                <w:rFonts w:ascii="맑은 고딕" w:hAnsi="맑은 고딕"/>
+                <w:b w:val="0"/>
+                <w:sz w:val="18"/>
+              </w:rPr>
+              <w:t>요구사항 확인 시점</w:t>
+            </w:r>
+          </w:p>
+        </w:tc>
+        <w:tc>
+          <w:tcPr>
+            <w:tcW w:type="dxa" w:w="2160"/>
+          </w:tcPr>
+          <w:p>
+            <w:r>
+              <w:rPr>
+                <w:rFonts w:ascii="맑은 고딕" w:hAnsi="맑은 고딕"/>
+                <w:b w:val="0"/>
+                <w:sz w:val="18"/>
+              </w:rPr>
+              <w:t>코드 제시 후 대화로 교정</w:t>
+            </w:r>
+          </w:p>
+        </w:tc>
+        <w:tc>
+          <w:tcPr>
+            <w:tcW w:type="dxa" w:w="2160"/>
+          </w:tcPr>
+          <w:p>
+            <w:r>
+              <w:rPr>
+                <w:rFonts w:ascii="맑은 고딕" w:hAnsi="맑은 고딕"/>
+                <w:b w:val="0"/>
+                <w:sz w:val="18"/>
+              </w:rPr>
+              <w:t>화면 목업·필드표 승인(Gate D/F)</w:t>
+            </w:r>
+          </w:p>
+        </w:tc>
+        <w:tc>
+          <w:tcPr>
+            <w:tcW w:type="dxa" w:w="2160"/>
+          </w:tcPr>
+          <w:p>
+            <w:r>
+              <w:rPr>
+                <w:rFonts w:ascii="맑은 고딕" w:hAnsi="맑은 고딕"/>
+                <w:b w:val="0"/>
+                <w:sz w:val="18"/>
+              </w:rPr>
+              <w:t>재작업 범위 축소</w:t>
+            </w:r>
+          </w:p>
+        </w:tc>
+      </w:tr>
+      <w:tr>
+        <w:tc>
+          <w:tcPr>
+            <w:tcW w:type="dxa" w:w="2160"/>
+          </w:tcPr>
+          <w:p>
+            <w:r>
+              <w:rPr>
+                <w:rFonts w:ascii="맑은 고딕" w:hAnsi="맑은 고딕"/>
+                <w:b w:val="0"/>
+                <w:sz w:val="18"/>
+              </w:rPr>
+              <w:t>DDIC 환각</w:t>
+            </w:r>
+          </w:p>
+        </w:tc>
+        <w:tc>
+          <w:tcPr>
+            <w:tcW w:type="dxa" w:w="2160"/>
+          </w:tcPr>
+          <w:p>
+            <w:r>
+              <w:rPr>
+                <w:rFonts w:ascii="맑은 고딕" w:hAnsi="맑은 고딕"/>
+                <w:b w:val="0"/>
+                <w:sz w:val="18"/>
+              </w:rPr>
+              <w:t>모르는 필드를 지어낼 수 있음</w:t>
+            </w:r>
+          </w:p>
+        </w:tc>
+        <w:tc>
+          <w:tcPr>
+            <w:tcW w:type="dxa" w:w="2160"/>
+          </w:tcPr>
+          <w:p>
+            <w:r>
+              <w:rPr>
+                <w:rFonts w:ascii="맑은 고딕" w:hAnsi="맑은 고딕"/>
+                <w:b w:val="0"/>
+                <w:sz w:val="18"/>
+              </w:rPr>
+              <w:t xml:space="preserve">확정값만 사용, 미확인은 </w:t>
+            </w:r>
+            <w:r>
+              <w:rPr>
+                <w:rFonts w:ascii="Consolas" w:hAnsi="Consolas"/>
+                <w:b w:val="0"/>
+                <w:color w:val="8B2452"/>
+                <w:sz w:val="18"/>
+              </w:rPr>
+              <w:t>[확인필요]</w:t>
+            </w:r>
+          </w:p>
+        </w:tc>
+        <w:tc>
+          <w:tcPr>
+            <w:tcW w:type="dxa" w:w="2160"/>
+          </w:tcPr>
+          <w:p>
+            <w:r>
+              <w:rPr>
+                <w:rFonts w:ascii="맑은 고딕" w:hAnsi="맑은 고딕"/>
+                <w:b w:val="0"/>
+                <w:sz w:val="18"/>
+              </w:rPr>
+              <w:t>활성화 실패 원인 차단</w:t>
+            </w:r>
+          </w:p>
+        </w:tc>
+      </w:tr>
+      <w:tr>
+        <w:tc>
+          <w:tcPr>
+            <w:tcW w:type="dxa" w:w="2160"/>
+          </w:tcPr>
+          <w:p>
+            <w:r>
+              <w:rPr>
+                <w:rFonts w:ascii="맑은 고딕" w:hAnsi="맑은 고딕"/>
+                <w:b w:val="0"/>
+                <w:sz w:val="18"/>
+              </w:rPr>
+              <w:t>릴리스 문법</w:t>
+            </w:r>
+          </w:p>
+        </w:tc>
+        <w:tc>
+          <w:tcPr>
+            <w:tcW w:type="dxa" w:w="2160"/>
+          </w:tcPr>
+          <w:p>
+            <w:r>
+              <w:rPr>
+                <w:rFonts w:ascii="맑은 고딕" w:hAnsi="맑은 고딕"/>
+                <w:b w:val="0"/>
+                <w:sz w:val="18"/>
+              </w:rPr>
+              <w:t>릴리스 모르고 생성</w:t>
+            </w:r>
+          </w:p>
+        </w:tc>
+        <w:tc>
+          <w:tcPr>
+            <w:tcW w:type="dxa" w:w="2160"/>
+          </w:tcPr>
+          <w:p>
+            <w:r>
+              <w:rPr>
+                <w:rFonts w:ascii="Consolas" w:hAnsi="Consolas"/>
+                <w:b w:val="0"/>
+                <w:color w:val="8B2452"/>
+                <w:sz w:val="18"/>
+              </w:rPr>
+              <w:t>SAP_BASIS 750</w:t>
+            </w:r>
+            <w:r>
+              <w:rPr>
+                <w:rFonts w:ascii="맑은 고딕" w:hAnsi="맑은 고딕"/>
+                <w:b w:val="0"/>
+                <w:sz w:val="18"/>
+              </w:rPr>
+              <w:t xml:space="preserve"> 고정·코드 상단 명시</w:t>
+            </w:r>
+          </w:p>
+        </w:tc>
+        <w:tc>
+          <w:tcPr>
+            <w:tcW w:type="dxa" w:w="2160"/>
+          </w:tcPr>
+          <w:p>
+            <w:r>
+              <w:rPr>
+                <w:rFonts w:ascii="맑은 고딕" w:hAnsi="맑은 고딕"/>
+                <w:b w:val="0"/>
+                <w:sz w:val="18"/>
+              </w:rPr>
+              <w:t>문법 비호환 제거</w:t>
+            </w:r>
+          </w:p>
+        </w:tc>
+      </w:tr>
+      <w:tr>
+        <w:tc>
+          <w:tcPr>
+            <w:tcW w:type="dxa" w:w="2160"/>
+          </w:tcPr>
+          <w:p>
+            <w:r>
+              <w:rPr>
+                <w:rFonts w:ascii="맑은 고딕" w:hAnsi="맑은 고딕"/>
+                <w:b w:val="0"/>
+                <w:sz w:val="18"/>
+              </w:rPr>
+              <w:t>출력 완전성</w:t>
+            </w:r>
+          </w:p>
+        </w:tc>
+        <w:tc>
+          <w:tcPr>
+            <w:tcW w:type="dxa" w:w="2160"/>
+          </w:tcPr>
+          <w:p>
+            <w:r>
+              <w:rPr>
+                <w:rFonts w:ascii="맑은 고딕" w:hAnsi="맑은 고딕"/>
+                <w:b w:val="0"/>
+                <w:sz w:val="18"/>
+              </w:rPr>
+              <w:t>일부 생략("...이하 동일") 가능</w:t>
+            </w:r>
+          </w:p>
+        </w:tc>
+        <w:tc>
+          <w:tcPr>
+            <w:tcW w:type="dxa" w:w="2160"/>
+          </w:tcPr>
+          <w:p>
+            <w:r>
+              <w:rPr>
+                <w:rFonts w:ascii="맑은 고딕" w:hAnsi="맑은 고딕"/>
+                <w:b w:val="0"/>
+                <w:sz w:val="18"/>
+              </w:rPr>
+              <w:t>복붙 계약으로 완전 소스 강제</w:t>
+            </w:r>
+          </w:p>
+        </w:tc>
+        <w:tc>
+          <w:tcPr>
+            <w:tcW w:type="dxa" w:w="2160"/>
+          </w:tcPr>
+          <w:p>
+            <w:r>
+              <w:rPr>
+                <w:rFonts w:ascii="맑은 고딕" w:hAnsi="맑은 고딕"/>
+                <w:b w:val="0"/>
+                <w:sz w:val="18"/>
+              </w:rPr>
+              <w:t>복붙 즉시 사용 가능</w:t>
+            </w:r>
+          </w:p>
+        </w:tc>
+      </w:tr>
+      <w:tr>
+        <w:tc>
+          <w:tcPr>
+            <w:tcW w:type="dxa" w:w="2160"/>
+          </w:tcPr>
+          <w:p>
+            <w:r>
+              <w:rPr>
+                <w:rFonts w:ascii="맑은 고딕" w:hAnsi="맑은 고딕"/>
+                <w:b w:val="0"/>
+                <w:sz w:val="18"/>
+              </w:rPr>
+              <w:t>오류 원인 진단</w:t>
+            </w:r>
+          </w:p>
+        </w:tc>
+        <w:tc>
+          <w:tcPr>
+            <w:tcW w:type="dxa" w:w="2160"/>
+          </w:tcPr>
+          <w:p>
+            <w:r>
+              <w:rPr>
+                <w:rFonts w:ascii="맑은 고딕" w:hAnsi="맑은 고딕"/>
+                <w:b w:val="0"/>
+                <w:sz w:val="18"/>
+              </w:rPr>
+              <w:t>1차 오진단 사례 발생</w:t>
+            </w:r>
+          </w:p>
+        </w:tc>
+        <w:tc>
+          <w:tcPr>
+            <w:tcW w:type="dxa" w:w="2160"/>
+          </w:tcPr>
+          <w:p>
+            <w:r>
+              <w:rPr>
+                <w:rFonts w:ascii="맑은 고딕" w:hAnsi="맑은 고딕"/>
+                <w:b w:val="0"/>
+                <w:sz w:val="18"/>
+              </w:rPr>
+              <w:t>패턴 조회로 즉시 식별</w:t>
+            </w:r>
+          </w:p>
+        </w:tc>
+        <w:tc>
+          <w:tcPr>
+            <w:tcW w:type="dxa" w:w="2160"/>
+          </w:tcPr>
+          <w:p>
+            <w:r>
+              <w:rPr>
+                <w:rFonts w:ascii="맑은 고딕" w:hAnsi="맑은 고딕"/>
+                <w:b w:val="0"/>
+                <w:sz w:val="18"/>
+              </w:rPr>
+              <w:t>진단 왕복 제거</w:t>
+            </w:r>
+          </w:p>
+        </w:tc>
+      </w:tr>
+      <w:tr>
+        <w:tc>
+          <w:tcPr>
+            <w:tcW w:type="dxa" w:w="2160"/>
+          </w:tcPr>
+          <w:p>
+            <w:r>
+              <w:rPr>
+                <w:rFonts w:ascii="맑은 고딕" w:hAnsi="맑은 고딕"/>
+                <w:b w:val="0"/>
+                <w:sz w:val="18"/>
+              </w:rPr>
+              <w:t>경험 축적</w:t>
+            </w:r>
+          </w:p>
+        </w:tc>
+        <w:tc>
+          <w:tcPr>
+            <w:tcW w:type="dxa" w:w="2160"/>
+          </w:tcPr>
+          <w:p>
+            <w:r>
+              <w:rPr>
+                <w:rFonts w:ascii="맑은 고딕" w:hAnsi="맑은 고딕"/>
+                <w:b w:val="0"/>
+                <w:sz w:val="18"/>
+              </w:rPr>
+              <w:t>세션 종료 시 소멸</w:t>
+            </w:r>
+          </w:p>
+        </w:tc>
+        <w:tc>
+          <w:tcPr>
+            <w:tcW w:type="dxa" w:w="2160"/>
+          </w:tcPr>
+          <w:p>
+            <w:r>
+              <w:rPr>
+                <w:rFonts w:ascii="맑은 고딕" w:hAnsi="맑은 고딕"/>
+                <w:b w:val="0"/>
+                <w:sz w:val="18"/>
+              </w:rPr>
+              <w:t>패턴 10건 + 규칙 17건 + 골격 3종</w:t>
+            </w:r>
+          </w:p>
+        </w:tc>
+        <w:tc>
+          <w:tcPr>
+            <w:tcW w:type="dxa" w:w="2160"/>
+          </w:tcPr>
+          <w:p>
+            <w:r>
+              <w:rPr>
+                <w:rFonts w:ascii="맑은 고딕" w:hAnsi="맑은 고딕"/>
+                <w:b w:val="0"/>
+                <w:sz w:val="18"/>
+              </w:rPr>
+              <w:t>조직 자산화</w:t>
+            </w:r>
+          </w:p>
+        </w:tc>
+      </w:tr>
+      <w:tr>
+        <w:tc>
+          <w:tcPr>
+            <w:tcW w:type="dxa" w:w="2160"/>
+          </w:tcPr>
+          <w:p>
+            <w:r>
+              <w:rPr>
+                <w:rFonts w:ascii="맑은 고딕" w:hAnsi="맑은 고딕"/>
+                <w:b w:val="0"/>
+                <w:sz w:val="18"/>
+              </w:rPr>
+              <w:t>코드 작성 출발점</w:t>
+            </w:r>
+          </w:p>
+        </w:tc>
+        <w:tc>
+          <w:tcPr>
+            <w:tcW w:type="dxa" w:w="2160"/>
+          </w:tcPr>
+          <w:p>
+            <w:r>
+              <w:rPr>
+                <w:rFonts w:ascii="맑은 고딕" w:hAnsi="맑은 고딕"/>
+                <w:b w:val="0"/>
+                <w:sz w:val="18"/>
+              </w:rPr>
+              <w:t>빈 화면에서 생성</w:t>
+            </w:r>
+          </w:p>
+        </w:tc>
+        <w:tc>
+          <w:tcPr>
+            <w:tcW w:type="dxa" w:w="2160"/>
+          </w:tcPr>
+          <w:p>
+            <w:r>
+              <w:rPr>
+                <w:rFonts w:ascii="맑은 고딕" w:hAnsi="맑은 고딕"/>
+                <w:b w:val="0"/>
+                <w:sz w:val="18"/>
+              </w:rPr>
+              <w:t>패턴 선반영 골격 3종</w:t>
+            </w:r>
+          </w:p>
+        </w:tc>
+        <w:tc>
+          <w:tcPr>
+            <w:tcW w:type="dxa" w:w="2160"/>
+          </w:tcPr>
+          <w:p>
+            <w:r>
+              <w:rPr>
+                <w:rFonts w:ascii="맑은 고딕" w:hAnsi="맑은 고딕"/>
+                <w:b w:val="0"/>
+                <w:sz w:val="18"/>
+              </w:rPr>
+              <w:t>기본 품질 보장 상태에서 시작</w:t>
+            </w:r>
+          </w:p>
+        </w:tc>
+      </w:tr>
+    </w:tbl>
+    <w:p>
+      <w:r>
+        <w:rPr>
+          <w:rFonts w:ascii="맑은 고딕" w:hAnsi="맑은 고딕"/>
+          <w:b/>
+          <w:sz w:val="20"/>
+        </w:rPr>
+        <w:t>결함 발생률로 본 가이드 효과</w:t>
+      </w:r>
+      <w:r>
+        <w:rPr>
+          <w:rFonts w:ascii="맑은 고딕" w:hAnsi="맑은 고딕"/>
+          <w:b w:val="0"/>
+          <w:sz w:val="20"/>
+        </w:rPr>
+        <w:t xml:space="preserve"> — 가이드가 없던 시점에 AI가 생성한 ABAP 산출물 2건(실전 세션 </w:t>
+      </w:r>
+      <w:r>
+        <w:rPr>
+          <w:rFonts w:ascii="Consolas" w:hAnsi="Consolas"/>
+          <w:b w:val="0"/>
+          <w:color w:val="8B2452"/>
+          <w:sz w:val="20"/>
+        </w:rPr>
+        <w:t>code.abap</w:t>
+      </w:r>
+      <w:r>
+        <w:rPr>
+          <w:rFonts w:ascii="맑은 고딕" w:hAnsi="맑은 고딕"/>
+          <w:b w:val="0"/>
+          <w:sz w:val="20"/>
+        </w:rPr>
+        <w:t xml:space="preserve">, 출력 기준 샘플 </w:t>
+      </w:r>
+      <w:r>
+        <w:rPr>
+          <w:rFonts w:ascii="Consolas" w:hAnsi="Consolas"/>
+          <w:b w:val="0"/>
+          <w:color w:val="8B2452"/>
+          <w:sz w:val="20"/>
+        </w:rPr>
+        <w:t>examples/ZSD_SALES_ALV01.abap</w:t>
+      </w:r>
+      <w:r>
+        <w:rPr>
+          <w:rFonts w:ascii="맑은 고딕" w:hAnsi="맑은 고딕"/>
+          <w:b w:val="0"/>
+          <w:sz w:val="20"/>
+        </w:rPr>
+        <w:t xml:space="preserve">)은 </w:t>
+      </w:r>
+      <w:r>
+        <w:rPr>
+          <w:rFonts w:ascii="맑은 고딕" w:hAnsi="맑은 고딕"/>
+          <w:b/>
+          <w:sz w:val="20"/>
+        </w:rPr>
+        <w:t>둘 다 동일한 결함</w:t>
+      </w:r>
+      <w:r>
+        <w:rPr>
+          <w:rFonts w:ascii="맑은 고딕" w:hAnsi="맑은 고딕"/>
+          <w:b w:val="0"/>
+          <w:sz w:val="20"/>
+        </w:rPr>
+        <w:t>(</w:t>
+      </w:r>
+      <w:r>
+        <w:rPr>
+          <w:rFonts w:ascii="Consolas" w:hAnsi="Consolas"/>
+          <w:b w:val="0"/>
+          <w:color w:val="8B2452"/>
+          <w:sz w:val="20"/>
+        </w:rPr>
+        <w:t>TABLES</w:t>
+      </w:r>
+      <w:r>
+        <w:rPr>
+          <w:rFonts w:ascii="맑은 고딕" w:hAnsi="맑은 고딕"/>
+          <w:b w:val="0"/>
+          <w:sz w:val="20"/>
+        </w:rPr>
+        <w:t xml:space="preserve"> 선언 누락, </w:t>
+      </w:r>
+      <w:r>
+        <w:rPr>
+          <w:rFonts w:ascii="Consolas" w:hAnsi="Consolas"/>
+          <w:b w:val="0"/>
+          <w:color w:val="8B2452"/>
+          <w:sz w:val="20"/>
+        </w:rPr>
+        <w:t>ERR-006</w:t>
+      </w:r>
+      <w:r>
+        <w:rPr>
+          <w:rFonts w:ascii="맑은 고딕" w:hAnsi="맑은 고딕"/>
+          <w:b w:val="0"/>
+          <w:sz w:val="20"/>
+        </w:rPr>
+        <w:t xml:space="preserve">)을 가지고 있었습니다. 이 패턴을 코드 골격에 선반영한 뒤 만들어진 골격 3종은 </w:t>
+      </w:r>
+      <w:r>
+        <w:rPr>
+          <w:rFonts w:ascii="맑은 고딕" w:hAnsi="맑은 고딕"/>
+          <w:b/>
+          <w:sz w:val="20"/>
+        </w:rPr>
+        <w:t>오류 0건</w:t>
+      </w:r>
+      <w:r>
+        <w:rPr>
+          <w:rFonts w:ascii="맑은 고딕" w:hAnsi="맑은 고딕"/>
+          <w:b w:val="0"/>
+          <w:sz w:val="20"/>
+        </w:rPr>
+        <w:t>입니다. 같은 유형의 실수가 구조적으로 사라졌습니다.</w:t>
+      </w:r>
+    </w:p>
+    <w:tbl>
+      <w:tblPr>
+        <w:tblStyle w:val="LightGrid-Accent1"/>
+        <w:tblW w:type="auto" w:w="0"/>
+        <w:jc w:val="center"/>
+        <w:tblLook w:firstColumn="1" w:firstRow="1" w:lastColumn="0" w:lastRow="0" w:noHBand="0" w:noVBand="1" w:val="04A0"/>
+      </w:tblPr>
+      <w:tblGrid>
+        <w:gridCol w:w="2880"/>
+        <w:gridCol w:w="2880"/>
+        <w:gridCol w:w="2880"/>
+      </w:tblGrid>
+      <w:tr>
+        <w:tc>
+          <w:tcPr>
+            <w:tcW w:type="dxa" w:w="2880"/>
+          </w:tcPr>
+          <w:p>
+            <w:r>
+              <w:rPr>
+                <w:rFonts w:ascii="맑은 고딕" w:hAnsi="맑은 고딕"/>
+                <w:b/>
+                <w:sz w:val="18"/>
+              </w:rPr>
+              <w:t>구분</w:t>
+            </w:r>
+          </w:p>
+        </w:tc>
+        <w:tc>
+          <w:tcPr>
+            <w:tcW w:type="dxa" w:w="2880"/>
+          </w:tcPr>
+          <w:p>
+            <w:r>
+              <w:rPr>
+                <w:rFonts w:ascii="맑은 고딕" w:hAnsi="맑은 고딕"/>
+                <w:b/>
+                <w:sz w:val="18"/>
+              </w:rPr>
+              <w:t>산출물 수</w:t>
+            </w:r>
+          </w:p>
+        </w:tc>
+        <w:tc>
+          <w:tcPr>
+            <w:tcW w:type="dxa" w:w="2880"/>
+          </w:tcPr>
+          <w:p>
+            <w:r>
+              <w:rPr>
+                <w:rFonts w:ascii="맑은 고딕" w:hAnsi="맑은 고딕"/>
+                <w:b/>
+                <w:sz w:val="18"/>
+              </w:rPr>
+              <w:t>ERR-006 보유</w:t>
+            </w:r>
+          </w:p>
+        </w:tc>
+      </w:tr>
+      <w:tr>
+        <w:tc>
+          <w:tcPr>
+            <w:tcW w:type="dxa" w:w="2880"/>
+          </w:tcPr>
+          <w:p>
+            <w:r>
+              <w:rPr>
+                <w:rFonts w:ascii="맑은 고딕" w:hAnsi="맑은 고딕"/>
+                <w:b w:val="0"/>
+                <w:sz w:val="18"/>
+              </w:rPr>
+              <w:t>가이드 선반영 전 (AI 단독 생성)</w:t>
+            </w:r>
+          </w:p>
+        </w:tc>
+        <w:tc>
+          <w:tcPr>
+            <w:tcW w:type="dxa" w:w="2880"/>
+          </w:tcPr>
+          <w:p>
+            <w:r>
+              <w:rPr>
+                <w:rFonts w:ascii="맑은 고딕" w:hAnsi="맑은 고딕"/>
+                <w:b w:val="0"/>
+                <w:sz w:val="18"/>
+              </w:rPr>
+              <w:t>2건</w:t>
+            </w:r>
+          </w:p>
+        </w:tc>
+        <w:tc>
+          <w:tcPr>
+            <w:tcW w:type="dxa" w:w="2880"/>
+          </w:tcPr>
+          <w:p>
+            <w:r>
+              <w:rPr>
+                <w:rFonts w:ascii="맑은 고딕" w:hAnsi="맑은 고딕"/>
+                <w:b/>
+                <w:sz w:val="18"/>
+              </w:rPr>
+              <w:t>2건 (100%)</w:t>
+            </w:r>
+          </w:p>
+        </w:tc>
+      </w:tr>
+      <w:tr>
+        <w:tc>
+          <w:tcPr>
+            <w:tcW w:type="dxa" w:w="2880"/>
+          </w:tcPr>
+          <w:p>
+            <w:r>
+              <w:rPr>
+                <w:rFonts w:ascii="맑은 고딕" w:hAnsi="맑은 고딕"/>
+                <w:b w:val="0"/>
+                <w:sz w:val="18"/>
+              </w:rPr>
+              <w:t>가이드 선반영 후 (골격 기반)</w:t>
+            </w:r>
+          </w:p>
+        </w:tc>
+        <w:tc>
+          <w:tcPr>
+            <w:tcW w:type="dxa" w:w="2880"/>
+          </w:tcPr>
+          <w:p>
+            <w:r>
+              <w:rPr>
+                <w:rFonts w:ascii="맑은 고딕" w:hAnsi="맑은 고딕"/>
+                <w:b w:val="0"/>
+                <w:sz w:val="18"/>
+              </w:rPr>
+              <w:t>3건</w:t>
+            </w:r>
+          </w:p>
+        </w:tc>
+        <w:tc>
+          <w:tcPr>
+            <w:tcW w:type="dxa" w:w="2880"/>
+          </w:tcPr>
+          <w:p>
+            <w:r>
+              <w:rPr>
+                <w:rFonts w:ascii="맑은 고딕" w:hAnsi="맑은 고딕"/>
+                <w:b/>
+                <w:sz w:val="18"/>
+              </w:rPr>
+              <w:t>0건 (0%)</w:t>
+            </w:r>
+          </w:p>
+        </w:tc>
+      </w:tr>
+    </w:tbl>
+    <w:p>
+      <w:r>
+        <w:rPr>
+          <w:rFonts w:ascii="맑은 고딕" w:hAnsi="맑은 고딕"/>
+          <w:b/>
+          <w:sz w:val="20"/>
+        </w:rPr>
+        <w:t>AI의 오진단을 가이드가 교정한 사례</w:t>
+      </w:r>
+      <w:r>
+        <w:rPr>
+          <w:rFonts w:ascii="맑은 고딕" w:hAnsi="맑은 고딕"/>
+          <w:b w:val="0"/>
+          <w:sz w:val="20"/>
+        </w:rPr>
+        <w:t xml:space="preserve"> — 실전 세션에서 </w:t>
+      </w:r>
+      <w:r>
+        <w:rPr>
+          <w:rFonts w:ascii="Consolas" w:hAnsi="Consolas"/>
+          <w:b w:val="0"/>
+          <w:color w:val="8B2452"/>
+          <w:sz w:val="20"/>
+        </w:rPr>
+        <w:t>Field "EBAN-BADAT" is unknown.</w:t>
+      </w:r>
+      <w:r>
+        <w:rPr>
+          <w:rFonts w:ascii="맑은 고딕" w:hAnsi="맑은 고딕"/>
+          <w:b w:val="0"/>
+          <w:sz w:val="20"/>
+        </w:rPr>
+        <w:t xml:space="preserve"> 오류가 났을 때 AI는 원인을 </w:t>
+      </w:r>
+      <w:r>
+        <w:rPr>
+          <w:rFonts w:ascii="Consolas" w:hAnsi="Consolas"/>
+          <w:b w:val="0"/>
+          <w:color w:val="8B2452"/>
+          <w:sz w:val="20"/>
+        </w:rPr>
+        <w:t>SY-DATUM</w:t>
+      </w:r>
+      <w:r>
+        <w:rPr>
+          <w:rFonts w:ascii="맑은 고딕" w:hAnsi="맑은 고딕"/>
+          <w:b w:val="0"/>
+          <w:sz w:val="20"/>
+        </w:rPr>
+        <w:t xml:space="preserve"> 회피 문제로 </w:t>
+      </w:r>
+      <w:r>
+        <w:rPr>
+          <w:rFonts w:ascii="맑은 고딕" w:hAnsi="맑은 고딕"/>
+          <w:b/>
+          <w:sz w:val="20"/>
+        </w:rPr>
+        <w:t>1차 오진단</w:t>
+      </w:r>
+      <w:r>
+        <w:rPr>
+          <w:rFonts w:ascii="맑은 고딕" w:hAnsi="맑은 고딕"/>
+          <w:b w:val="0"/>
+          <w:sz w:val="20"/>
+        </w:rPr>
+        <w:t xml:space="preserve">했습니다. 실제 원인은 </w:t>
+      </w:r>
+      <w:r>
+        <w:rPr>
+          <w:rFonts w:ascii="Consolas" w:hAnsi="Consolas"/>
+          <w:b w:val="0"/>
+          <w:color w:val="8B2452"/>
+          <w:sz w:val="20"/>
+        </w:rPr>
+        <w:t>TABLES eban.</w:t>
+      </w:r>
+      <w:r>
+        <w:rPr>
+          <w:rFonts w:ascii="맑은 고딕" w:hAnsi="맑은 고딕"/>
+          <w:b w:val="0"/>
+          <w:sz w:val="20"/>
+        </w:rPr>
+        <w:t xml:space="preserve"> 미선언이었습니다(</w:t>
+      </w:r>
+      <w:r>
+        <w:rPr>
+          <w:rFonts w:ascii="Consolas" w:hAnsi="Consolas"/>
+          <w:b w:val="0"/>
+          <w:color w:val="8B2452"/>
+          <w:sz w:val="20"/>
+        </w:rPr>
+        <w:t>errors.md</w:t>
+      </w:r>
+      <w:r>
+        <w:rPr>
+          <w:rFonts w:ascii="맑은 고딕" w:hAnsi="맑은 고딕"/>
+          <w:b w:val="0"/>
+          <w:sz w:val="20"/>
+        </w:rPr>
+        <w:t xml:space="preserve"> #1). 이 경험이 </w:t>
+      </w:r>
+      <w:r>
+        <w:rPr>
+          <w:rFonts w:ascii="Consolas" w:hAnsi="Consolas"/>
+          <w:b w:val="0"/>
+          <w:color w:val="8B2452"/>
+          <w:sz w:val="20"/>
+        </w:rPr>
+        <w:t>ERR-006</w:t>
+      </w:r>
+      <w:r>
+        <w:rPr>
+          <w:rFonts w:ascii="맑은 고딕" w:hAnsi="맑은 고딕"/>
+          <w:b w:val="0"/>
+          <w:sz w:val="20"/>
+        </w:rPr>
+        <w:t xml:space="preserve"> 패턴으로 등록된 지금은, 같은 메시지가 나오면 원인과 처방이 즉시 조회됩니다. AI 단독으로는 반복될 수 있는 진단 왕복입니다.</w:t>
+      </w:r>
+    </w:p>
+    <w:p>
+      <w:r>
+        <w:rPr>
+          <w:rFonts w:ascii="맑은 고딕" w:hAnsi="맑은 고딕"/>
+          <w:b/>
+          <w:sz w:val="20"/>
+        </w:rPr>
+        <w:t>사람이 몰랐던 잠복 결함 검출</w:t>
+      </w:r>
+      <w:r>
+        <w:rPr>
+          <w:rFonts w:ascii="맑은 고딕" w:hAnsi="맑은 고딕"/>
+          <w:b w:val="0"/>
+          <w:sz w:val="20"/>
+        </w:rPr>
+        <w:t xml:space="preserve"> — 출력 형식의 기준으로 쓰이던 예제 코드 자체에 </w:t>
+      </w:r>
+      <w:r>
+        <w:rPr>
+          <w:rFonts w:ascii="Consolas" w:hAnsi="Consolas"/>
+          <w:b w:val="0"/>
+          <w:color w:val="8B2452"/>
+          <w:sz w:val="20"/>
+        </w:rPr>
+        <w:t>TABLES</w:t>
+      </w:r>
+      <w:r>
+        <w:rPr>
+          <w:rFonts w:ascii="맑은 고딕" w:hAnsi="맑은 고딕"/>
+          <w:b w:val="0"/>
+          <w:sz w:val="20"/>
+        </w:rPr>
+        <w:t xml:space="preserve"> 선언 누락이 잠복해 있었고, 사람은 수개월간 알지 못했으나 점검기 도입 </w:t>
+      </w:r>
+      <w:r>
+        <w:rPr>
+          <w:rFonts w:ascii="맑은 고딕" w:hAnsi="맑은 고딕"/>
+          <w:b/>
+          <w:sz w:val="20"/>
+        </w:rPr>
+        <w:t>즉시</w:t>
+      </w:r>
+      <w:r>
+        <w:rPr>
+          <w:rFonts w:ascii="맑은 고딕" w:hAnsi="맑은 고딕"/>
+          <w:b w:val="0"/>
+          <w:sz w:val="20"/>
+        </w:rPr>
+        <w:t xml:space="preserve"> 검출되었습니다. 기준 샘플의 결함은 그것을 참고한 모든 후속 코드로 전파되므로, 발견이 이를수록 회피 비용이 큽니다.</w:t>
+      </w:r>
+    </w:p>
+    <w:p>
+      <w:pPr>
+        <w:pStyle w:val="Heading3"/>
+      </w:pPr>
+      <w:r>
+        <w:rPr>
+          <w:rFonts w:ascii="맑은 고딕" w:hAnsi="맑은 고딕"/>
+          <w:color w:val="1F4E79"/>
+          <w:sz w:val="24"/>
+        </w:rPr>
+        <w:t>4.4 시간·비용 절감 측정 (주축)</w:t>
       </w:r>
     </w:p>
     <w:p>
@@ -4843,6 +8220,48 @@
       </w:r>
     </w:p>
     <w:p>
+      <w:r>
+        <w:rPr>
+          <w:rFonts w:ascii="맑은 고딕" w:hAnsi="맑은 고딕"/>
+          <w:b w:val="0"/>
+          <w:sz w:val="20"/>
+        </w:rPr>
+        <w:t xml:space="preserve">기준선은 </w:t>
+      </w:r>
+      <w:r>
+        <w:rPr>
+          <w:rFonts w:ascii="맑은 고딕" w:hAnsi="맑은 고딕"/>
+          <w:b/>
+          <w:sz w:val="20"/>
+        </w:rPr>
+        <w:t>AI 미활용(수작업) 공수</w:t>
+      </w:r>
+      <w:r>
+        <w:rPr>
+          <w:rFonts w:ascii="맑은 고딕" w:hAnsi="맑은 고딕"/>
+          <w:b w:val="0"/>
+          <w:sz w:val="20"/>
+        </w:rPr>
+        <w:t xml:space="preserve">이며, 비교군은 </w:t>
+      </w:r>
+      <w:r>
+        <w:rPr>
+          <w:rFonts w:ascii="맑은 고딕" w:hAnsi="맑은 고딕"/>
+          <w:b/>
+          <w:sz w:val="20"/>
+        </w:rPr>
+        <w:t>AI 활용 공수</w:t>
+      </w:r>
+      <w:r>
+        <w:rPr>
+          <w:rFonts w:ascii="맑은 고딕" w:hAnsi="맑은 고딕"/>
+          <w:b w:val="0"/>
+          <w:sz w:val="20"/>
+        </w:rPr>
+        <w:t>입니다.</w:t>
+      </w:r>
+    </w:p>
+    <w:p>
       <w:pPr>
         <w:ind w:left="216"/>
       </w:pPr>
@@ -4851,15 +8270,15 @@
           <w:rFonts w:ascii="Consolas" w:hAnsi="Consolas"/>
           <w:sz w:val="16"/>
         </w:rPr>
-        <w:t>① 1건 절감 공수   = As-Is 1건 공수 − To-Be 1건 공수</w:t>
+        <w:t>① 1건 절감 공수   = [AI 미활용 1건 공수] − [AI 활용 1건 공수]</w:t>
         <w:br/>
-        <w:t>② 절감률(%)       = ① ÷ As-Is 1건 공수 × 100</w:t>
+        <w:t>② 절감률(%)       = ① ÷ [AI 미활용 1건 공수] × 100</w:t>
         <w:br/>
         <w:t>③ 연간 절감 공수   = ① × 연간 수행 건수</w:t>
         <w:br/>
         <w:t>④ 연간 절감 금액   = ③ × 시간당 인건비</w:t>
         <w:br/>
-        <w:t>⑤ 재작업 회피 효과 = (As-Is 평균 활성화 재시도 횟수 − To-Be 재시도 횟수)</w:t>
+        <w:t>⑤ 재작업 회피 효과 = (AI 미활용 평균 활성화 재시도 − AI 활용 재시도)</w:t>
         <w:br/>
         <w:t xml:space="preserve">                     × 1회 왕복 공수 × 연간 건수</w:t>
       </w:r>
@@ -4935,7 +8354,7 @@
                 <w:b w:val="0"/>
                 <w:sz w:val="18"/>
               </w:rPr>
-              <w:t>As-Is 1건 공수</w:t>
+              <w:t>① AI 미활용 1건 공수</w:t>
             </w:r>
           </w:p>
         </w:tc>
@@ -4965,7 +8384,7 @@
                 <w:b w:val="0"/>
                 <w:sz w:val="18"/>
               </w:rPr>
-              <w:t>최근 유사 건 3건 평균</w:t>
+              <w:t>AI 도입 전 유사 건 3건 평균</w:t>
             </w:r>
           </w:p>
         </w:tc>
@@ -4982,7 +8401,7 @@
                 <w:b w:val="0"/>
                 <w:sz w:val="18"/>
               </w:rPr>
-              <w:t>To-Be 1건 공수</w:t>
+              <w:t>② AI 활용 1건 공수</w:t>
             </w:r>
           </w:p>
         </w:tc>
@@ -5123,7 +8542,7 @@
                 <w:b w:val="0"/>
                 <w:sz w:val="18"/>
               </w:rPr>
-              <w:t>As-Is 활성화 재시도</w:t>
+              <w:t>① AI 미활용 활성화 재시도</w:t>
             </w:r>
           </w:p>
         </w:tc>
@@ -5170,7 +8589,7 @@
                 <w:b w:val="0"/>
                 <w:sz w:val="18"/>
               </w:rPr>
-              <w:t>To-Be 활성화 재시도</w:t>
+              <w:t>② AI 활용 활성화 재시도</w:t>
             </w:r>
           </w:p>
         </w:tc>
@@ -5246,7 +8665,7 @@
           <w:color w:val="595959"/>
           <w:sz w:val="18"/>
         </w:rPr>
-        <w:t xml:space="preserve"> 실측값으로 반드시 교체하십시오. 예시: As-Is 5.0 MD, To-Be 2.0 MD, 연 12건, 단가 X원/시간 가정 시 → 1건 절감 3.0 MD, 절감률 60%, 연간 절감 36 MD, 금액 = 36 MD × 8h × X원.</w:t>
+        <w:t xml:space="preserve"> 실측값으로 반드시 교체하십시오. 예시: AI 미활용 5.0 MD, AI 활용 2.0 MD, 연 12건, 단가 X원/시간 가정 시 → 1건 절감 3.0 MD, 절감률 60%, 연간 절감 36 MD, 금액 = 36 MD × 8h × X원.</w:t>
       </w:r>
     </w:p>
     <w:p>
@@ -5264,7 +8683,7 @@
           <w:b/>
           <w:sz w:val="20"/>
         </w:rPr>
-        <w:t>To-Be 공수에 인터뷰 응답 시간을 포함</w:t>
+        <w:t>AI 활용 공수에 인터뷰 응답 시간을 포함</w:t>
       </w:r>
       <w:r>
         <w:rPr>
@@ -5285,7 +8704,7 @@
           <w:color w:val="1F4E79"/>
           <w:sz w:val="24"/>
         </w:rPr>
-        <w:t>4.4 오류 감소</w:t>
+        <w:t>4.5 오류 감소 (보조축 포함)</w:t>
       </w:r>
     </w:p>
     <w:tbl>
@@ -5666,7 +9085,7 @@
           <w:color w:val="1F4E79"/>
           <w:sz w:val="24"/>
         </w:rPr>
-        <w:t>4.5 정성 효과</w:t>
+        <w:t>4.6 정성 효과</w:t>
       </w:r>
     </w:p>
     <w:p>
@@ -5772,6 +9191,59 @@
     </w:p>
     <w:p>
       <w:pPr>
+        <w:pStyle w:val="ListBullet"/>
+      </w:pPr>
+      <w:r>
+        <w:rPr>
+          <w:rFonts w:ascii="맑은 고딕" w:hAnsi="맑은 고딕"/>
+          <w:b/>
+          <w:sz w:val="20"/>
+        </w:rPr>
+        <w:t>담당자 역할의 전환</w:t>
+      </w:r>
+      <w:r>
+        <w:rPr>
+          <w:rFonts w:ascii="맑은 고딕" w:hAnsi="맑은 고딕"/>
+          <w:b w:val="0"/>
+          <w:sz w:val="20"/>
+        </w:rPr>
+        <w:t xml:space="preserve"> — 작성자에서 </w:t>
+      </w:r>
+      <w:r>
+        <w:rPr>
+          <w:rFonts w:ascii="맑은 고딕" w:hAnsi="맑은 고딕"/>
+          <w:b/>
+          <w:sz w:val="20"/>
+        </w:rPr>
+        <w:t>판단자</w:t>
+      </w:r>
+      <w:r>
+        <w:rPr>
+          <w:rFonts w:ascii="맑은 고딕" w:hAnsi="맑은 고딕"/>
+          <w:b w:val="0"/>
+          <w:sz w:val="20"/>
+        </w:rPr>
+        <w:t xml:space="preserve">로 바뀝니다. 담당자는 타이핑과 문서화 대신 "이 테이블이 맞는가, 이 화면이 요청과 같은가"를 판단하는 데 시간을 씁니다. AI 활용의 효과가 단순 속도가 아니라 </w:t>
+      </w:r>
+      <w:r>
+        <w:rPr>
+          <w:rFonts w:ascii="맑은 고딕" w:hAnsi="맑은 고딕"/>
+          <w:b/>
+          <w:sz w:val="20"/>
+        </w:rPr>
+        <w:t>업무의 질적 전환</w:t>
+      </w:r>
+      <w:r>
+        <w:rPr>
+          <w:rFonts w:ascii="맑은 고딕" w:hAnsi="맑은 고딕"/>
+          <w:b w:val="0"/>
+          <w:sz w:val="20"/>
+        </w:rPr>
+        <w:t>으로 나타나는 지점입니다.</w:t>
+      </w:r>
+    </w:p>
+    <w:p>
+      <w:pPr>
         <w:pStyle w:val="Heading2"/>
       </w:pPr>
       <w:r>
@@ -5803,7 +9275,39 @@
           <w:b w:val="0"/>
           <w:sz w:val="20"/>
         </w:rPr>
-        <w:t>세 축으로 확산이 가능하며, 각 축에서 재사용되는 자산이 다릅니다.</w:t>
+        <w:t xml:space="preserve">확산 대상은 </w:t>
+      </w:r>
+      <w:r>
+        <w:rPr>
+          <w:rFonts w:ascii="맑은 고딕" w:hAnsi="맑은 고딕"/>
+          <w:b/>
+          <w:sz w:val="20"/>
+        </w:rPr>
+        <w:t>"AI를 활용해 ABAP을 개발하는 방식"</w:t>
+      </w:r>
+      <w:r>
+        <w:rPr>
+          <w:rFonts w:ascii="맑은 고딕" w:hAnsi="맑은 고딕"/>
+          <w:b w:val="0"/>
+          <w:sz w:val="20"/>
+        </w:rPr>
+        <w:t xml:space="preserve"> 이고, 저장소는 그 방식을 다른 조직에 그대로 옮길 수 있게 하는 </w:t>
+      </w:r>
+      <w:r>
+        <w:rPr>
+          <w:rFonts w:ascii="맑은 고딕" w:hAnsi="맑은 고딕"/>
+          <w:b/>
+          <w:sz w:val="20"/>
+        </w:rPr>
+        <w:t>전달 매체</w:t>
+      </w:r>
+      <w:r>
+        <w:rPr>
+          <w:rFonts w:ascii="맑은 고딕" w:hAnsi="맑은 고딕"/>
+          <w:b w:val="0"/>
+          <w:sz w:val="20"/>
+        </w:rPr>
+        <w:t>입니다. 가이드가 파일로 존재하기 때문에 구두 전수나 교육 없이 복제됩니다. 다섯 축으로 확산이 가능하며, 각 축에서 재사용되는 자산이 다릅니다.</w:t>
       </w:r>
     </w:p>
     <w:tbl>
@@ -7019,10 +10523,34 @@
             <w:r>
               <w:rPr>
                 <w:rFonts w:ascii="맑은 고딕" w:hAnsi="맑은 고딕"/>
-                <w:b w:val="0"/>
-                <w:sz w:val="18"/>
-              </w:rPr>
-              <w:t>§4.1 저장소 재현 가능 실측 7지표, §4.3 절감 계산식 + 측정 양식(부록 B), §4.4 오류 감소 6지표</w:t>
+                <w:b/>
+                <w:sz w:val="18"/>
+              </w:rPr>
+              <w:t>주축</w:t>
+            </w:r>
+            <w:r>
+              <w:rPr>
+                <w:rFonts w:ascii="맑은 고딕" w:hAnsi="맑은 고딕"/>
+                <w:b w:val="0"/>
+                <w:sz w:val="18"/>
+              </w:rPr>
+              <w:t xml:space="preserve">: §4.1 AI 활용 정량 효과 9지표(생성 156줄·테이블 6개·T1~T3·이관문서), §4.4 절감 계산식 + 측정 양식(부록 B) · </w:t>
+            </w:r>
+            <w:r>
+              <w:rPr>
+                <w:rFonts w:ascii="맑은 고딕" w:hAnsi="맑은 고딕"/>
+                <w:b/>
+                <w:sz w:val="18"/>
+              </w:rPr>
+              <w:t>보조축</w:t>
+            </w:r>
+            <w:r>
+              <w:rPr>
+                <w:rFonts w:ascii="맑은 고딕" w:hAnsi="맑은 고딕"/>
+                <w:b w:val="0"/>
+                <w:sz w:val="18"/>
+              </w:rPr>
+              <w:t>: §4.3 가이드 효과 9지표 + 결함 발생률 2/2→0/3, §4.5 오류 감소 6지표</w:t>
             </w:r>
           </w:p>
         </w:tc>
